--- a/tests/corpus_v2/docs/services_0004.docx
+++ b/tests/corpus_v2/docs/services_0004.docx
@@ -21,19 +21,25 @@
         <w:rPr>
           <w:b/>
         </w:rPr>
-        <w:t xml:space="preserve">№ 164/2023-К</w:t>
-      </w:r>
-    </w:p>
-    <w:p/>
-    <w:p>
-      <w:r>
-        <w:t xml:space="preserve">г. Екатеринбург</w:t>
+        <w:t xml:space="preserve">№ </w:t>
+      </w:r>
+      <w:r>
+        <w:rPr>
+          <w:b/>
+        </w:rPr>
+        <w:t xml:space="preserve">91/10</w:t>
+      </w:r>
+    </w:p>
+    <w:p/>
+    <w:p>
+      <w:r>
+        <w:t xml:space="preserve">г. Красногорск</w:t>
       </w:r>
       <w:r>
         <w:t xml:space="preserve">     </w:t>
       </w:r>
       <w:r>
-        <w:t xml:space="preserve">«15» марта 2025 г.</w:t>
+        <w:t xml:space="preserve">26.11.2024</w:t>
       </w:r>
     </w:p>
     <w:p/>
@@ -72,10 +78,10 @@
         <w:t xml:space="preserve">, именуемый в дальнейшем «Заказчик», действующий на основании свидетельства о государственной регистрации</w:t>
       </w:r>
       <w:r>
-        <w:t xml:space="preserve">, с другой стороны, совместно именуемые «Стороны», заключили настоящий </w:t>
-      </w:r>
-      <w:r>
-        <w:t xml:space="preserve">Договор № 98/2024-П</w:t>
+        <w:t xml:space="preserve">, с другой стороны, совместно именуемые «Стороны», заключили настоящий Договор № </w:t>
+      </w:r>
+      <w:r>
+        <w:t xml:space="preserve">5/20</w:t>
       </w:r>
       <w:r>
         <w:t xml:space="preserve"> (далее — Договор) о нижеследующем:</w:t>
@@ -114,7 +120,7 @@
         <w:t xml:space="preserve">Услуги считаются оказанными после подписания Сторонами акта сдачи-приёмки. Срок оплаты — </w:t>
       </w:r>
       <w:r>
-        <w:t xml:space="preserve">30 дней с момента заключения контракта</w:t>
+        <w:t xml:space="preserve">в течение 45 дней с момента поступления денежных средств на расчетный счет</w:t>
       </w:r>
       <w:r>
         <w:t xml:space="preserve">.</w:t>
@@ -142,16 +148,10 @@
         <w:t xml:space="preserve">2.1. Общая цена Договора: </w:t>
       </w:r>
       <w:r>
-        <w:t xml:space="preserve">включая НДС </w:t>
-      </w:r>
-      <w:r>
-        <w:t xml:space="preserve">22%</w:t>
-      </w:r>
-      <w:r>
-        <w:t xml:space="preserve"> в размере </w:t>
-      </w:r>
-      <w:r>
-        <w:t xml:space="preserve">30 727 (Тридцать тысяч семьсот двадцать семь) рублей</w:t>
+        <w:t xml:space="preserve">не более 3 200 000 (Трёх миллионов двухсот тысяч) рублей 5 коп.</w:t>
+      </w:r>
+      <w:r>
+        <w:t xml:space="preserve">, НДС не облагается, т.к. применяется УСН</w:t>
       </w:r>
       <w:r>
         <w:t xml:space="preserve">.</w:t>
@@ -162,7 +162,7 @@
         <w:t xml:space="preserve">2.2. Налог: </w:t>
       </w:r>
       <w:r>
-        <w:t xml:space="preserve">18% годовых</w:t>
+        <w:t xml:space="preserve">0,2 (двух десятых) процента за каждый день просрочки</w:t>
       </w:r>
       <w:r>
         <w:t xml:space="preserve">.</w:t>
@@ -173,7 +173,7 @@
         <w:t xml:space="preserve">2.3. Срок оплаты — </w:t>
       </w:r>
       <w:r>
-        <w:t xml:space="preserve">25 рабочих дней с момента поступления денежных средств на расчетный счет</w:t>
+        <w:t xml:space="preserve">в течение трех календарных дней с момента заключения контракта</w:t>
       </w:r>
       <w:r>
         <w:t xml:space="preserve">.</w:t>
@@ -193,7 +193,7 @@
         <w:t xml:space="preserve">, артикул </w:t>
       </w:r>
       <w:r>
-        <w:t xml:space="preserve">RM-6614-93</w:t>
+        <w:t xml:space="preserve">RM-5250-39</w:t>
       </w:r>
       <w:r>
         <w:t xml:space="preserve">, код </w:t>
@@ -253,7 +253,7 @@
         <w:t xml:space="preserve">. Цена — </w:t>
       </w:r>
       <w:r>
-        <w:t xml:space="preserve">Без НДС</w:t>
+        <w:t xml:space="preserve">4970002 рубля</w:t>
       </w:r>
       <w:r>
         <w:t xml:space="preserve">.</w:t>
@@ -273,7 +273,7 @@
         <w:t xml:space="preserve">3.1. Место исполнения обязательств: </w:t>
       </w:r>
       <w:r>
-        <w:t xml:space="preserve">141400, г. Химки, наб. Пушкина, д. 76, кв. 100</w:t>
+        <w:t xml:space="preserve">394000, г. Воронеж, наб. Садовая, д. 36, кв. 50</w:t>
       </w:r>
       <w:r>
         <w:t xml:space="preserve">.</w:t>
@@ -290,7 +290,7 @@
         <w:t xml:space="preserve"> по телефону </w:t>
       </w:r>
       <w:r>
-        <w:t xml:space="preserve">+7 843 332 24 21</w:t>
+        <w:t xml:space="preserve">+7 (383) 497-16-73 доб. 332</w:t>
       </w:r>
       <w:r>
         <w:t xml:space="preserve">.</w:t>
@@ -301,7 +301,7 @@
         <w:t xml:space="preserve">3.3. Срок исполнения обязательств — </w:t>
       </w:r>
       <w:r>
-        <w:t xml:space="preserve">7 рабочих дней</w:t>
+        <w:t xml:space="preserve">в течение 5 (Пяти) дней с момента подписания акта</w:t>
       </w:r>
       <w:r>
         <w:t xml:space="preserve">.</w:t>
@@ -332,13 +332,13 @@
         <w:t xml:space="preserve">Размер неустойки за нарушение сроков оплаты: </w:t>
       </w:r>
       <w:r>
-        <w:t xml:space="preserve">не более 10% от цены договора</w:t>
+        <w:t xml:space="preserve">1/130 ключевой ставки ЦБ РФ от цены Договора</w:t>
       </w:r>
       <w:r>
         <w:t xml:space="preserve">. Предельный размер ответственности: </w:t>
       </w:r>
       <w:r>
-        <w:t xml:space="preserve">1/130 ключевой ставки ЦБ РФ</w:t>
+        <w:t xml:space="preserve">1/300 ключевой ставки ЦБ РФ от стоимости неоплаченных работ</w:t>
       </w:r>
       <w:r>
         <w:t xml:space="preserve">.</w:t>
@@ -360,7 +360,7 @@
         <w:t xml:space="preserve">Сторона, для которой создалась невозможность исполнения, обязана уведомить другую Сторону. Срок уведомления — </w:t>
       </w:r>
       <w:r>
-        <w:t xml:space="preserve">не позднее 18.05.2025</w:t>
+        <w:t xml:space="preserve">не позднее 27.02.2026</w:t>
       </w:r>
       <w:r>
         <w:t xml:space="preserve">.</w:t>
@@ -374,23 +374,73 @@
         <w:t xml:space="preserve">Все споры и разногласия решаются путём переговоров. Претензионный порядок обязателен, срок ответа на претензию — </w:t>
       </w:r>
       <w:r>
-        <w:t xml:space="preserve">не более 36 месяцев с момента заключения кредитного договора</w:t>
-      </w:r>
-      <w:r>
-        <w:t xml:space="preserve">.</w:t>
-      </w:r>
-    </w:p>
-    <w:p/>
-    <w:p/>
-    <w:p>
-      <w:r>
-        <w:rPr>
-          <w:b/>
-        </w:rPr>
-        <w:t xml:space="preserve">РЕКВИЗИТЫ И ПОДПИСИ СТОРОН</w:t>
-      </w:r>
-    </w:p>
-    <w:p/>
+        <w:t xml:space="preserve">в течение семи рабочих дней с момента поступления денежных средств на расчетный счет</w:t>
+      </w:r>
+      <w:r>
+        <w:t xml:space="preserve">.</w:t>
+      </w:r>
+    </w:p>
+    <w:p/>
+    <w:p/>
+    <w:p/>
+    <w:p>
+      <w:r>
+        <w:rPr>
+          <w:b/>
+        </w:rPr>
+        <w:t xml:space="preserve">9. КОНТРОЛЬНЫЕ ВЕЛИЧИНЫ</w:t>
+      </w:r>
+    </w:p>
+    <w:p>
+      <w:r>
+        <w:t xml:space="preserve">9.1. Контрольная запись: </w:t>
+      </w:r>
+      <w:r>
+        <w:t xml:space="preserve">96Ф-73096/19-059Д</w:t>
+      </w:r>
+      <w:r>
+        <w:t xml:space="preserve">.</w:t>
+      </w:r>
+    </w:p>
+    <w:p>
+      <w:r>
+        <w:t xml:space="preserve">9.2. Контрольная запись: </w:t>
+      </w:r>
+      <w:r>
+        <w:rPr>
+          <w:b/>
+        </w:rPr>
+        <w:t xml:space="preserve">не менее 169</w:t>
+      </w:r>
+      <w:r>
+        <w:t xml:space="preserve">0000,4 (Одного миллиона шестисот девяноста тысяч) RUB</w:t>
+      </w:r>
+      <w:r>
+        <w:t xml:space="preserve">.</w:t>
+      </w:r>
+    </w:p>
+    <w:p>
+      <w:r>
+        <w:t xml:space="preserve">9.3. Контрольная запись: </w:t>
+      </w:r>
+      <w:r>
+        <w:rPr>
+          <w:b/>
+        </w:rPr>
+        <w:t xml:space="preserve">0,0</w:t>
+      </w:r>
+      <w:r>
+        <w:t xml:space="preserve">1 процента от общей суммы счета</w:t>
+      </w:r>
+      <w:r>
+        <w:t xml:space="preserve">.</w:t>
+      </w:r>
+    </w:p>
+    <w:p>
+      <w:r>
+        <w:t xml:space="preserve">9.4. Контрольная запись (таблица):</w:t>
+      </w:r>
+    </w:p>
     <w:tbl>
       <w:tblPr>
         <w:tblW w:w="9360" w:type="dxa"/>
@@ -414,95 +464,7 @@
           </w:tcPr>
           <w:p>
             <w:r>
-              <w:rPr>
-                <w:b/>
-              </w:rPr>
-              <w:t xml:space="preserve">Исполнитель:</w:t>
-            </w:r>
-          </w:p>
-          <w:p>
-            <w:r>
-              <w:t xml:space="preserve">ООО «Альтаир»</w:t>
-            </w:r>
-          </w:p>
-          <w:p>
-            <w:r>
-              <w:t xml:space="preserve">Юридический адрес: </w:t>
-            </w:r>
-            <w:r>
-              <w:t xml:space="preserve">614000, г. Пермь, просп. Ленинградская, д. 46, кв. 78</w:t>
-            </w:r>
-          </w:p>
-          <w:p>
-            <w:r>
-              <w:t xml:space="preserve">ИНН </w:t>
-            </w:r>
-            <w:r>
-              <w:t xml:space="preserve">9834664432</w:t>
-            </w:r>
-            <w:r>
-              <w:t xml:space="preserve"> КПП </w:t>
-            </w:r>
-            <w:r>
-              <w:t xml:space="preserve">270684359</w:t>
-            </w:r>
-          </w:p>
-          <w:p>
-            <w:r>
-              <w:t xml:space="preserve">ОГРН </w:t>
-            </w:r>
-            <w:r>
-              <w:t xml:space="preserve">1602747701721</w:t>
-            </w:r>
-          </w:p>
-          <w:p>
-            <w:r>
-              <w:t xml:space="preserve">р/с </w:t>
-            </w:r>
-            <w:r>
-              <w:t xml:space="preserve">40702810293866726014</w:t>
-            </w:r>
-            <w:r>
-              <w:t xml:space="preserve"> в ПАО «Промсвязьбанк»</w:t>
-            </w:r>
-          </w:p>
-          <w:p>
-            <w:r>
-              <w:t xml:space="preserve">к/с </w:t>
-            </w:r>
-            <w:r>
-              <w:t xml:space="preserve">30101810400000000555</w:t>
-            </w:r>
-            <w:r>
-              <w:t xml:space="preserve"> БИК </w:t>
-            </w:r>
-            <w:r>
-              <w:t xml:space="preserve">044525555</w:t>
-            </w:r>
-          </w:p>
-          <w:p>
-            <w:r>
-              <w:t xml:space="preserve">Тел.: </w:t>
-            </w:r>
-            <w:r>
-              <w:t xml:space="preserve">+78123468251</w:t>
-            </w:r>
-          </w:p>
-          <w:p>
-            <w:r>
-              <w:t xml:space="preserve">E-mail: </w:t>
-            </w:r>
-            <w:r>
-              <w:t xml:space="preserve">orlov@mail.ru</w:t>
-            </w:r>
-          </w:p>
-          <w:p/>
-          <w:p>
-            <w:r>
-              <w:t xml:space="preserve">Директор ______________ </w:t>
-            </w:r>
-            <w:r>
-              <w:t xml:space="preserve">А. М. Орлов</w:t>
+              <w:t xml:space="preserve">в течение 3</w:t>
             </w:r>
           </w:p>
         </w:tc>
@@ -512,6 +474,151 @@
           </w:tcPr>
           <w:p>
             <w:r>
+              <w:t xml:space="preserve">0 (Тридцати) банковских дней</w:t>
+            </w:r>
+          </w:p>
+        </w:tc>
+      </w:tr>
+    </w:tbl>
+    <w:p/>
+    <w:p>
+      <w:r>
+        <w:rPr>
+          <w:b/>
+        </w:rPr>
+        <w:t xml:space="preserve">РЕКВИЗИТЫ И ПОДПИСИ СТОРОН</w:t>
+      </w:r>
+    </w:p>
+    <w:p/>
+    <w:tbl>
+      <w:tblPr>
+        <w:tblW w:w="9360" w:type="dxa"/>
+        <w:tblBorders>
+          <w:top w:val="single" w:sz="4" w:color="auto"/>
+          <w:left w:val="single" w:sz="4" w:color="auto"/>
+          <w:bottom w:val="single" w:sz="4" w:color="auto"/>
+          <w:right w:val="single" w:sz="4" w:color="auto"/>
+          <w:insideH w:val="single" w:sz="4" w:color="auto"/>
+          <w:insideV w:val="single" w:sz="4" w:color="auto"/>
+        </w:tblBorders>
+      </w:tblPr>
+      <w:tblGrid>
+        <w:gridCol w:w="4680"/>
+        <w:gridCol w:w="4680"/>
+      </w:tblGrid>
+      <w:tr>
+        <w:tc>
+          <w:tcPr>
+            <w:tcW w:w="4680" w:type="dxa"/>
+          </w:tcPr>
+          <w:p>
+            <w:r>
+              <w:rPr>
+                <w:b/>
+              </w:rPr>
+              <w:t xml:space="preserve">Исполнитель:</w:t>
+            </w:r>
+          </w:p>
+          <w:p>
+            <w:r>
+              <w:t xml:space="preserve">ООО «Альтаир»</w:t>
+            </w:r>
+          </w:p>
+          <w:p>
+            <w:r>
+              <w:t xml:space="preserve">Юридический адрес: </w:t>
+            </w:r>
+            <w:r>
+              <w:t xml:space="preserve">141400, г. Химки, проезд Кирова, д. 73, кв. 84</w:t>
+            </w:r>
+          </w:p>
+          <w:p>
+            <w:r>
+              <w:t xml:space="preserve">Почтовый адрес: </w:t>
+            </w:r>
+            <w:r>
+              <w:t xml:space="preserve">101000, г. Москва, пер. Космонавтов, д. 9, кв. 108</w:t>
+            </w:r>
+          </w:p>
+          <w:p>
+            <w:r>
+              <w:t xml:space="preserve">ИНН </w:t>
+            </w:r>
+            <w:r>
+              <w:t xml:space="preserve">9834664432</w:t>
+            </w:r>
+            <w:r>
+              <w:t xml:space="preserve"> КПП </w:t>
+            </w:r>
+            <w:r>
+              <w:t xml:space="preserve">270684359</w:t>
+            </w:r>
+          </w:p>
+          <w:p>
+            <w:r>
+              <w:t xml:space="preserve">ОГРН </w:t>
+            </w:r>
+            <w:r>
+              <w:t xml:space="preserve">1602747701721</w:t>
+            </w:r>
+          </w:p>
+          <w:p>
+            <w:r>
+              <w:t xml:space="preserve">р/с </w:t>
+            </w:r>
+            <w:r>
+              <w:t xml:space="preserve">40702810293866726014</w:t>
+            </w:r>
+            <w:r>
+              <w:t xml:space="preserve"> в ПАО «Промсвязьбанк»</w:t>
+            </w:r>
+          </w:p>
+          <w:p>
+            <w:r>
+              <w:t xml:space="preserve">к/с </w:t>
+            </w:r>
+            <w:r>
+              <w:t xml:space="preserve">30101810400000000555</w:t>
+            </w:r>
+            <w:r>
+              <w:t xml:space="preserve"> БИК </w:t>
+            </w:r>
+            <w:r>
+              <w:t xml:space="preserve">044525555</w:t>
+            </w:r>
+          </w:p>
+          <w:p>
+            <w:r>
+              <w:t xml:space="preserve">Тел.: </w:t>
+            </w:r>
+            <w:r>
+              <w:t xml:space="preserve">8(812)9745781</w:t>
+            </w:r>
+          </w:p>
+          <w:p>
+            <w:r>
+              <w:t xml:space="preserve">E-mail: </w:t>
+            </w:r>
+            <w:r>
+              <w:t xml:space="preserve">orlov@corp-tehno.ru</w:t>
+            </w:r>
+          </w:p>
+          <w:p/>
+          <w:p>
+            <w:r>
+              <w:t xml:space="preserve">Директор ______________ </w:t>
+            </w:r>
+            <w:r>
+              <w:t xml:space="preserve">А. М. Орлов</w:t>
+            </w:r>
+          </w:p>
+        </w:tc>
+        <w:tc>
+          <w:tcPr>
+            <w:tcW w:w="4680" w:type="dxa"/>
+          </w:tcPr>
+          <w:p>
+            <w:r>
               <w:rPr>
                 <w:b/>
               </w:rPr>
@@ -531,7 +638,7 @@
               <w:t xml:space="preserve">Адрес регистрации: </w:t>
             </w:r>
             <w:r>
-              <w:t xml:space="preserve">141300, г. Сергиев Посад, бул. Ленина, д. 39, кв. 17</w:t>
+              <w:t xml:space="preserve">420111, г. Казань, наб. Полевая, д. 75, кв. 164</w:t>
             </w:r>
           </w:p>
           <w:p>
@@ -570,7 +677,7 @@
               <w:t xml:space="preserve">Тел.: </w:t>
             </w:r>
             <w:r>
-              <w:t xml:space="preserve">+74993985781</w:t>
+              <w:t xml:space="preserve">+7 (843) 880-58-82 доб. 860</w:t>
             </w:r>
           </w:p>
           <w:p>
@@ -578,7 +685,7 @@
               <w:t xml:space="preserve">E-mail: </w:t>
             </w:r>
             <w:r>
-              <w:t xml:space="preserve">belov@corp-tehno.ru</w:t>
+              <w:t xml:space="preserve">belov@list.ru</w:t>
             </w:r>
           </w:p>
           <w:p/>
@@ -721,13 +828,13 @@
       <w:t xml:space="preserve">ООО «Альтаир» · </w:t>
     </w:r>
     <w:r>
-      <w:t xml:space="preserve">+7 (499) 639-84-91</w:t>
+      <w:t xml:space="preserve">+7 (499) 632-69-81</w:t>
     </w:r>
     <w:r>
       <w:t xml:space="preserve"> · </w:t>
     </w:r>
     <w:r>
-      <w:t xml:space="preserve">orlov@sibtrans.ru</w:t>
+      <w:t xml:space="preserve">orlov@mail.ru</w:t>
     </w:r>
   </w:p>
 </w:hdr>

--- a/tests/corpus_v2/docs/services_0004.docx
+++ b/tests/corpus_v2/docs/services_0004.docx
@@ -396,7 +396,13 @@
         <w:t xml:space="preserve">9.1. Контрольная запись: </w:t>
       </w:r>
       <w:r>
-        <w:t xml:space="preserve">96Ф-73096/19-059Д</w:t>
+        <w:rPr>
+          <w:b/>
+        </w:rPr>
+        <w:t xml:space="preserve">96Ф-73</w:t>
+      </w:r>
+      <w:r>
+        <w:t xml:space="preserve">096/19-059Д</w:t>
       </w:r>
       <w:r>
         <w:t xml:space="preserve">.</w:t>

--- a/tests/corpus_v2/docs/services_0004.docx
+++ b/tests/corpus_v2/docs/services_0004.docx
@@ -27,19 +27,19 @@
         <w:rPr>
           <w:b/>
         </w:rPr>
-        <w:t xml:space="preserve">91/10</w:t>
-      </w:r>
-    </w:p>
-    <w:p/>
-    <w:p>
-      <w:r>
-        <w:t xml:space="preserve">г. Красногорск</w:t>
+        <w:t xml:space="preserve">82/2023-К</w:t>
+      </w:r>
+    </w:p>
+    <w:p/>
+    <w:p>
+      <w:r>
+        <w:t xml:space="preserve">г. Екатеринбург</w:t>
       </w:r>
       <w:r>
         <w:t xml:space="preserve">     </w:t>
       </w:r>
       <w:r>
-        <w:t xml:space="preserve">26.11.2024</w:t>
+        <w:t xml:space="preserve">15.04.2025</w:t>
       </w:r>
     </w:p>
     <w:p/>
@@ -81,7 +81,7 @@
         <w:t xml:space="preserve">, с другой стороны, совместно именуемые «Стороны», заключили настоящий Договор № </w:t>
       </w:r>
       <w:r>
-        <w:t xml:space="preserve">5/20</w:t>
+        <w:t xml:space="preserve">98/2024-П</w:t>
       </w:r>
       <w:r>
         <w:t xml:space="preserve"> (далее — Договор) о нижеследующем:</w:t>
@@ -120,7 +120,7 @@
         <w:t xml:space="preserve">Услуги считаются оказанными после подписания Сторонами акта сдачи-приёмки. Срок оплаты — </w:t>
       </w:r>
       <w:r>
-        <w:t xml:space="preserve">в течение 45 дней с момента поступления денежных средств на расчетный счет</w:t>
+        <w:t xml:space="preserve">в течение 3 дней с момента поступления денежных средств на расчетный счет</w:t>
       </w:r>
       <w:r>
         <w:t xml:space="preserve">.</w:t>
@@ -148,7 +148,7 @@
         <w:t xml:space="preserve">2.1. Общая цена Договора: </w:t>
       </w:r>
       <w:r>
-        <w:t xml:space="preserve">не более 3 200 000 (Трёх миллионов двухсот тысяч) рублей 5 коп.</w:t>
+        <w:t xml:space="preserve">не более 275 000 (Двухсот семидесяти пяти тысяч) рублей 0 коп.</w:t>
       </w:r>
       <w:r>
         <w:t xml:space="preserve">, НДС не облагается, т.к. применяется УСН</w:t>
@@ -173,7 +173,7 @@
         <w:t xml:space="preserve">2.3. Срок оплаты — </w:t>
       </w:r>
       <w:r>
-        <w:t xml:space="preserve">в течение трех календарных дней с момента заключения контракта</w:t>
+        <w:t xml:space="preserve">в течение тридцати календарных дней с момента заключения контракта</w:t>
       </w:r>
       <w:r>
         <w:t xml:space="preserve">.</w:t>
@@ -193,7 +193,7 @@
         <w:t xml:space="preserve">, артикул </w:t>
       </w:r>
       <w:r>
-        <w:t xml:space="preserve">RM-5250-39</w:t>
+        <w:t xml:space="preserve">RM-6614-93</w:t>
       </w:r>
       <w:r>
         <w:t xml:space="preserve">, код </w:t>
@@ -253,7 +253,7 @@
         <w:t xml:space="preserve">. Цена — </w:t>
       </w:r>
       <w:r>
-        <w:t xml:space="preserve">4970002 рубля</w:t>
+        <w:t xml:space="preserve">296002 рубля</w:t>
       </w:r>
       <w:r>
         <w:t xml:space="preserve">.</w:t>
@@ -273,7 +273,7 @@
         <w:t xml:space="preserve">3.1. Место исполнения обязательств: </w:t>
       </w:r>
       <w:r>
-        <w:t xml:space="preserve">394000, г. Воронеж, наб. Садовая, д. 36, кв. 50</w:t>
+        <w:t xml:space="preserve">394000, г. Воронеж, бул. Профсоюзная, д. 7, кв. 127</w:t>
       </w:r>
       <w:r>
         <w:t xml:space="preserve">.</w:t>
@@ -290,7 +290,7 @@
         <w:t xml:space="preserve"> по телефону </w:t>
       </w:r>
       <w:r>
-        <w:t xml:space="preserve">+7 (383) 497-16-73 доб. 332</w:t>
+        <w:t xml:space="preserve">8(495)9372145</w:t>
       </w:r>
       <w:r>
         <w:t xml:space="preserve">.</w:t>
@@ -301,7 +301,7 @@
         <w:t xml:space="preserve">3.3. Срок исполнения обязательств — </w:t>
       </w:r>
       <w:r>
-        <w:t xml:space="preserve">в течение 5 (Пяти) дней с момента подписания акта</w:t>
+        <w:t xml:space="preserve">в течение 7 (Семи) дней с момента подписания акта</w:t>
       </w:r>
       <w:r>
         <w:t xml:space="preserve">.</w:t>
@@ -360,7 +360,7 @@
         <w:t xml:space="preserve">Сторона, для которой создалась невозможность исполнения, обязана уведомить другую Сторону. Срок уведомления — </w:t>
       </w:r>
       <w:r>
-        <w:t xml:space="preserve">не позднее 27.02.2026</w:t>
+        <w:t xml:space="preserve">не позднее 24.09.2026</w:t>
       </w:r>
       <w:r>
         <w:t xml:space="preserve">.</w:t>
@@ -374,7 +374,7 @@
         <w:t xml:space="preserve">Все споры и разногласия решаются путём переговоров. Претензионный порядок обязателен, срок ответа на претензию — </w:t>
       </w:r>
       <w:r>
-        <w:t xml:space="preserve">в течение семи рабочих дней с момента поступления денежных средств на расчетный счет</w:t>
+        <w:t xml:space="preserve">в течение трех рабочих дней с момента поступления денежных средств на расчетный счет</w:t>
       </w:r>
       <w:r>
         <w:t xml:space="preserve">.</w:t>
@@ -399,10 +399,10 @@
         <w:rPr>
           <w:b/>
         </w:rPr>
-        <w:t xml:space="preserve">96Ф-73</w:t>
-      </w:r>
-      <w:r>
-        <w:t xml:space="preserve">096/19-059Д</w:t>
+        <w:t xml:space="preserve">48Ф-88</w:t>
+      </w:r>
+      <w:r>
+        <w:t xml:space="preserve">961/14-160Д</w:t>
       </w:r>
       <w:r>
         <w:t xml:space="preserve">.</w:t>
@@ -416,10 +416,10 @@
         <w:rPr>
           <w:b/>
         </w:rPr>
-        <w:t xml:space="preserve">не менее 169</w:t>
-      </w:r>
-      <w:r>
-        <w:t xml:space="preserve">0000,4 (Одного миллиона шестисот девяноста тысяч) RUB</w:t>
+        <w:t xml:space="preserve">не менее 309</w:t>
+      </w:r>
+      <w:r>
+        <w:t xml:space="preserve">000,9 (Трёхсот девяти тысяч) RUB</w:t>
       </w:r>
       <w:r>
         <w:t xml:space="preserve">.</w:t>
@@ -470,7 +470,7 @@
           </w:tcPr>
           <w:p>
             <w:r>
-              <w:t xml:space="preserve">в течение 3</w:t>
+              <w:t xml:space="preserve">в течение 2</w:t>
             </w:r>
           </w:p>
         </w:tc>
@@ -480,7 +480,7 @@
           </w:tcPr>
           <w:p>
             <w:r>
-              <w:t xml:space="preserve">0 (Тридцати) банковских дней</w:t>
+              <w:t xml:space="preserve">0 (Двадцати) банковских дней</w:t>
             </w:r>
           </w:p>
         </w:tc>
@@ -535,7 +535,7 @@
               <w:t xml:space="preserve">Юридический адрес: </w:t>
             </w:r>
             <w:r>
-              <w:t xml:space="preserve">141400, г. Химки, проезд Кирова, д. 73, кв. 84</w:t>
+              <w:t xml:space="preserve">190000, г. Санкт-Петербург, бул. Ленина, д. 39, кв. 17</w:t>
             </w:r>
           </w:p>
           <w:p>
@@ -543,7 +543,7 @@
               <w:t xml:space="preserve">Почтовый адрес: </w:t>
             </w:r>
             <w:r>
-              <w:t xml:space="preserve">101000, г. Москва, пер. Космонавтов, д. 9, кв. 108</w:t>
+              <w:t xml:space="preserve">141400, г. Химки, ш. Заречная, д. 36, кв. 56</w:t>
             </w:r>
           </w:p>
           <w:p>
@@ -598,7 +598,7 @@
               <w:t xml:space="preserve">Тел.: </w:t>
             </w:r>
             <w:r>
-              <w:t xml:space="preserve">8(812)9745781</w:t>
+              <w:t xml:space="preserve">846 6959173</w:t>
             </w:r>
           </w:p>
           <w:p>
@@ -606,7 +606,7 @@
               <w:t xml:space="preserve">E-mail: </w:t>
             </w:r>
             <w:r>
-              <w:t xml:space="preserve">orlov@corp-tehno.ru</w:t>
+              <w:t xml:space="preserve">orlov@inbox.ru</w:t>
             </w:r>
           </w:p>
           <w:p/>
@@ -644,7 +644,7 @@
               <w:t xml:space="preserve">Адрес регистрации: </w:t>
             </w:r>
             <w:r>
-              <w:t xml:space="preserve">420111, г. Казань, наб. Полевая, д. 75, кв. 164</w:t>
+              <w:t xml:space="preserve">443010, г. Самара, просп. Садовая, д. 67, кв. 120</w:t>
             </w:r>
           </w:p>
           <w:p>
@@ -683,7 +683,7 @@
               <w:t xml:space="preserve">Тел.: </w:t>
             </w:r>
             <w:r>
-              <w:t xml:space="preserve">+7 (843) 880-58-82 доб. 860</w:t>
+              <w:t xml:space="preserve">846 1978227</w:t>
             </w:r>
           </w:p>
           <w:p>
@@ -691,7 +691,7 @@
               <w:t xml:space="preserve">E-mail: </w:t>
             </w:r>
             <w:r>
-              <w:t xml:space="preserve">belov@list.ru</w:t>
+              <w:t xml:space="preserve">belov@sibtrans.ru</w:t>
             </w:r>
           </w:p>
           <w:p/>
@@ -834,13 +834,13 @@
       <w:t xml:space="preserve">ООО «Альтаир» · </w:t>
     </w:r>
     <w:r>
-      <w:t xml:space="preserve">+7 (499) 632-69-81</w:t>
+      <w:t xml:space="preserve">+7 (843) 103-96-80</w:t>
     </w:r>
     <w:r>
       <w:t xml:space="preserve"> · </w:t>
     </w:r>
     <w:r>
-      <w:t xml:space="preserve">orlov@mail.ru</w:t>
+      <w:t xml:space="preserve">orlov@corp-tehno.ru</w:t>
     </w:r>
   </w:p>
 </w:hdr>

--- a/tests/corpus_v2/docs/services_0004.docx
+++ b/tests/corpus_v2/docs/services_0004.docx
@@ -250,10 +250,16 @@
         <w:t xml:space="preserve">МКАС при ТПП РФ</w:t>
       </w:r>
       <w:r>
+        <w:t xml:space="preserve">. Товар отгружается с сопроводительным документом паспорт качества № </w:t>
+      </w:r>
+      <w:r>
+        <w:t xml:space="preserve">36 07 763954</w:t>
+      </w:r>
+      <w:r>
         <w:t xml:space="preserve">. Цена — </w:t>
       </w:r>
       <w:r>
-        <w:t xml:space="preserve">296002 рубля</w:t>
+        <w:t xml:space="preserve">6120002 рубля</w:t>
       </w:r>
       <w:r>
         <w:t xml:space="preserve">.</w:t>
@@ -273,7 +279,7 @@
         <w:t xml:space="preserve">3.1. Место исполнения обязательств: </w:t>
       </w:r>
       <w:r>
-        <w:t xml:space="preserve">394000, г. Воронеж, бул. Профсоюзная, д. 7, кв. 127</w:t>
+        <w:t xml:space="preserve">101000, г. Москва, просп. Лесная, д. 15, кв. 23</w:t>
       </w:r>
       <w:r>
         <w:t xml:space="preserve">.</w:t>
@@ -290,7 +296,7 @@
         <w:t xml:space="preserve"> по телефону </w:t>
       </w:r>
       <w:r>
-        <w:t xml:space="preserve">8(495)9372145</w:t>
+        <w:t xml:space="preserve">8-499-863-81-46</w:t>
       </w:r>
       <w:r>
         <w:t xml:space="preserve">.</w:t>
@@ -301,7 +307,7 @@
         <w:t xml:space="preserve">3.3. Срок исполнения обязательств — </w:t>
       </w:r>
       <w:r>
-        <w:t xml:space="preserve">в течение 7 (Семи) дней с момента подписания акта</w:t>
+        <w:t xml:space="preserve">в течение 3 (Трёх) дней с момента подписания акта</w:t>
       </w:r>
       <w:r>
         <w:t xml:space="preserve">.</w:t>
@@ -360,7 +366,7 @@
         <w:t xml:space="preserve">Сторона, для которой создалась невозможность исполнения, обязана уведомить другую Сторону. Срок уведомления — </w:t>
       </w:r>
       <w:r>
-        <w:t xml:space="preserve">не позднее 24.09.2026</w:t>
+        <w:t xml:space="preserve">не позднее 12.11.2025</w:t>
       </w:r>
       <w:r>
         <w:t xml:space="preserve">.</w:t>
@@ -374,7 +380,7 @@
         <w:t xml:space="preserve">Все споры и разногласия решаются путём переговоров. Претензионный порядок обязателен, срок ответа на претензию — </w:t>
       </w:r>
       <w:r>
-        <w:t xml:space="preserve">в течение трех рабочих дней с момента поступления денежных средств на расчетный счет</w:t>
+        <w:t xml:space="preserve">в течение семи рабочих дней с момента поступления денежных средств на расчетный счет</w:t>
       </w:r>
       <w:r>
         <w:t xml:space="preserve">.</w:t>
@@ -399,10 +405,10 @@
         <w:rPr>
           <w:b/>
         </w:rPr>
-        <w:t xml:space="preserve">48Ф-88</w:t>
-      </w:r>
-      <w:r>
-        <w:t xml:space="preserve">961/14-160Д</w:t>
+        <w:t xml:space="preserve">46Ф-39</w:t>
+      </w:r>
+      <w:r>
+        <w:t xml:space="preserve">700/23-300Д</w:t>
       </w:r>
       <w:r>
         <w:t xml:space="preserve">.</w:t>
@@ -416,10 +422,10 @@
         <w:rPr>
           <w:b/>
         </w:rPr>
-        <w:t xml:space="preserve">не менее 309</w:t>
-      </w:r>
-      <w:r>
-        <w:t xml:space="preserve">000,9 (Трёхсот девяти тысяч) RUB</w:t>
+        <w:t xml:space="preserve">не менее 103</w:t>
+      </w:r>
+      <w:r>
+        <w:t xml:space="preserve">000,7 (Ста трёх тысяч) RUB</w:t>
       </w:r>
       <w:r>
         <w:t xml:space="preserve">.</w:t>
@@ -470,7 +476,7 @@
           </w:tcPr>
           <w:p>
             <w:r>
-              <w:t xml:space="preserve">в течение 2</w:t>
+              <w:t xml:space="preserve">в течение 1</w:t>
             </w:r>
           </w:p>
         </w:tc>
@@ -480,7 +486,7 @@
           </w:tcPr>
           <w:p>
             <w:r>
-              <w:t xml:space="preserve">0 (Двадцати) банковских дней</w:t>
+              <w:t xml:space="preserve">4 (Четырнадцати) банковских дней</w:t>
             </w:r>
           </w:p>
         </w:tc>
@@ -535,15 +541,7 @@
               <w:t xml:space="preserve">Юридический адрес: </w:t>
             </w:r>
             <w:r>
-              <w:t xml:space="preserve">190000, г. Санкт-Петербург, бул. Ленина, д. 39, кв. 17</w:t>
-            </w:r>
-          </w:p>
-          <w:p>
-            <w:r>
-              <w:t xml:space="preserve">Почтовый адрес: </w:t>
-            </w:r>
-            <w:r>
-              <w:t xml:space="preserve">141400, г. Химки, ш. Заречная, д. 36, кв. 56</w:t>
+              <w:t xml:space="preserve">190000, г. Санкт-Петербург, просп. Строителей, д. 38, кв. 96</w:t>
             </w:r>
           </w:p>
           <w:p>
@@ -598,7 +596,7 @@
               <w:t xml:space="preserve">Тел.: </w:t>
             </w:r>
             <w:r>
-              <w:t xml:space="preserve">846 6959173</w:t>
+              <w:t xml:space="preserve">812 3237784</w:t>
             </w:r>
           </w:p>
           <w:p>
@@ -606,7 +604,7 @@
               <w:t xml:space="preserve">E-mail: </w:t>
             </w:r>
             <w:r>
-              <w:t xml:space="preserve">orlov@inbox.ru</w:t>
+              <w:t xml:space="preserve">orlov@sibtrans.ru</w:t>
             </w:r>
           </w:p>
           <w:p/>
@@ -644,7 +642,7 @@
               <w:t xml:space="preserve">Адрес регистрации: </w:t>
             </w:r>
             <w:r>
-              <w:t xml:space="preserve">443010, г. Самара, просп. Садовая, д. 67, кв. 120</w:t>
+              <w:t xml:space="preserve">143400, г. Красногорск, ш. Промышленная, д. 42, кв. 44</w:t>
             </w:r>
           </w:p>
           <w:p>
@@ -683,7 +681,7 @@
               <w:t xml:space="preserve">Тел.: </w:t>
             </w:r>
             <w:r>
-              <w:t xml:space="preserve">846 1978227</w:t>
+              <w:t xml:space="preserve">843 6722282</w:t>
             </w:r>
           </w:p>
           <w:p>
@@ -691,7 +689,7 @@
               <w:t xml:space="preserve">E-mail: </w:t>
             </w:r>
             <w:r>
-              <w:t xml:space="preserve">belov@sibtrans.ru</w:t>
+              <w:t xml:space="preserve">belov@yandex.ru</w:t>
             </w:r>
           </w:p>
           <w:p/>
@@ -834,13 +832,13 @@
       <w:t xml:space="preserve">ООО «Альтаир» · </w:t>
     </w:r>
     <w:r>
-      <w:t xml:space="preserve">+7 (843) 103-96-80</w:t>
+      <w:t xml:space="preserve">+7 (843) 541-10-96</w:t>
     </w:r>
     <w:r>
       <w:t xml:space="preserve"> · </w:t>
     </w:r>
     <w:r>
-      <w:t xml:space="preserve">orlov@corp-tehno.ru</w:t>
+      <w:t xml:space="preserve">orlov@bk.ru</w:t>
     </w:r>
   </w:p>
 </w:hdr>

--- a/tests/corpus_v2/docs/services_0004.docx
+++ b/tests/corpus_v2/docs/services_0004.docx
@@ -256,10 +256,46 @@
         <w:t xml:space="preserve">36 07 763954</w:t>
       </w:r>
       <w:r>
+        <w:t xml:space="preserve">. К партии приложен паспорт изделия № </w:t>
+      </w:r>
+      <w:r>
+        <w:t xml:space="preserve">76 13 051673</w:t>
+      </w:r>
+      <w:r>
+        <w:t xml:space="preserve">. Оборудование поставляется с паспортом транспортного средства № </w:t>
+      </w:r>
+      <w:r>
+        <w:t xml:space="preserve">64 08 833208</w:t>
+      </w:r>
+      <w:r>
+        <w:t xml:space="preserve">. Приёмка производится согласно техническому паспорту </w:t>
+      </w:r>
+      <w:r>
+        <w:t xml:space="preserve">15 03 289020</w:t>
+      </w:r>
+      <w:r>
+        <w:t xml:space="preserve">. СНИЛС не указан, номер заказа </w:t>
+      </w:r>
+      <w:r>
+        <w:t xml:space="preserve">191-764-572 36</w:t>
+      </w:r>
+      <w:r>
+        <w:t xml:space="preserve">. Дата рождения не проставлена, документ выдан </w:t>
+      </w:r>
+      <w:r>
+        <w:t xml:space="preserve">02.06.2017</w:t>
+      </w:r>
+      <w:r>
+        <w:t xml:space="preserve">. Код подразделения, см. артикул </w:t>
+      </w:r>
+      <w:r>
+        <w:t xml:space="preserve">160-367</w:t>
+      </w:r>
+      <w:r>
         <w:t xml:space="preserve">. Цена — </w:t>
       </w:r>
       <w:r>
-        <w:t xml:space="preserve">6120002 рубля</w:t>
+        <w:t xml:space="preserve">8330002 рубля</w:t>
       </w:r>
       <w:r>
         <w:t xml:space="preserve">.</w:t>
@@ -279,7 +315,7 @@
         <w:t xml:space="preserve">3.1. Место исполнения обязательств: </w:t>
       </w:r>
       <w:r>
-        <w:t xml:space="preserve">101000, г. Москва, просп. Лесная, д. 15, кв. 23</w:t>
+        <w:t xml:space="preserve">141300, г. Сергиев Посад, пер. Строителей, д. 31, кв. 146</w:t>
       </w:r>
       <w:r>
         <w:t xml:space="preserve">.</w:t>
@@ -296,7 +332,7 @@
         <w:t xml:space="preserve"> по телефону </w:t>
       </w:r>
       <w:r>
-        <w:t xml:space="preserve">8-499-863-81-46</w:t>
+        <w:t xml:space="preserve">8-495-112-67-48</w:t>
       </w:r>
       <w:r>
         <w:t xml:space="preserve">.</w:t>
@@ -307,7 +343,7 @@
         <w:t xml:space="preserve">3.3. Срок исполнения обязательств — </w:t>
       </w:r>
       <w:r>
-        <w:t xml:space="preserve">в течение 3 (Трёх) дней с момента подписания акта</w:t>
+        <w:t xml:space="preserve">в течение 5 (Пяти) дней с момента подписания акта</w:t>
       </w:r>
       <w:r>
         <w:t xml:space="preserve">.</w:t>
@@ -366,7 +402,7 @@
         <w:t xml:space="preserve">Сторона, для которой создалась невозможность исполнения, обязана уведомить другую Сторону. Срок уведомления — </w:t>
       </w:r>
       <w:r>
-        <w:t xml:space="preserve">не позднее 12.11.2025</w:t>
+        <w:t xml:space="preserve">не позднее 14.03.2026</w:t>
       </w:r>
       <w:r>
         <w:t xml:space="preserve">.</w:t>
@@ -380,7 +416,7 @@
         <w:t xml:space="preserve">Все споры и разногласия решаются путём переговоров. Претензионный порядок обязателен, срок ответа на претензию — </w:t>
       </w:r>
       <w:r>
-        <w:t xml:space="preserve">в течение семи рабочих дней с момента поступления денежных средств на расчетный счет</w:t>
+        <w:t xml:space="preserve">в течение двадцати рабочих дней с момента поступления денежных средств на расчетный счет</w:t>
       </w:r>
       <w:r>
         <w:t xml:space="preserve">.</w:t>
@@ -405,10 +441,10 @@
         <w:rPr>
           <w:b/>
         </w:rPr>
-        <w:t xml:space="preserve">46Ф-39</w:t>
-      </w:r>
-      <w:r>
-        <w:t xml:space="preserve">700/23-300Д</w:t>
+        <w:t xml:space="preserve">72Ф-36</w:t>
+      </w:r>
+      <w:r>
+        <w:t xml:space="preserve">212/16-540Д</w:t>
       </w:r>
       <w:r>
         <w:t xml:space="preserve">.</w:t>
@@ -422,10 +458,10 @@
         <w:rPr>
           <w:b/>
         </w:rPr>
-        <w:t xml:space="preserve">не менее 103</w:t>
-      </w:r>
-      <w:r>
-        <w:t xml:space="preserve">000,7 (Ста трёх тысяч) RUB</w:t>
+        <w:t xml:space="preserve">не менее 6640</w:t>
+      </w:r>
+      <w:r>
+        <w:t xml:space="preserve">0000,7 (Шестидесяти шести миллионов четырёхсот тысяч) RUB</w:t>
       </w:r>
       <w:r>
         <w:t xml:space="preserve">.</w:t>
@@ -476,7 +512,7 @@
           </w:tcPr>
           <w:p>
             <w:r>
-              <w:t xml:space="preserve">в течение 1</w:t>
+              <w:t xml:space="preserve">в течение 3</w:t>
             </w:r>
           </w:p>
         </w:tc>
@@ -486,7 +522,7 @@
           </w:tcPr>
           <w:p>
             <w:r>
-              <w:t xml:space="preserve">4 (Четырнадцати) банковских дней</w:t>
+              <w:t xml:space="preserve">0 (Тридцати) банковских дней</w:t>
             </w:r>
           </w:p>
         </w:tc>
@@ -541,7 +577,7 @@
               <w:t xml:space="preserve">Юридический адрес: </w:t>
             </w:r>
             <w:r>
-              <w:t xml:space="preserve">190000, г. Санкт-Петербург, просп. Строителей, д. 38, кв. 96</w:t>
+              <w:t xml:space="preserve">443010, г. Самара, просп. Садовая, д. 67, кв. 120</w:t>
             </w:r>
           </w:p>
           <w:p>
@@ -596,7 +632,7 @@
               <w:t xml:space="preserve">Тел.: </w:t>
             </w:r>
             <w:r>
-              <w:t xml:space="preserve">812 3237784</w:t>
+              <w:t xml:space="preserve">+7 383 897 27 66</w:t>
             </w:r>
           </w:p>
           <w:p>
@@ -604,7 +640,7 @@
               <w:t xml:space="preserve">E-mail: </w:t>
             </w:r>
             <w:r>
-              <w:t xml:space="preserve">orlov@sibtrans.ru</w:t>
+              <w:t xml:space="preserve">orlov@inbox.ru</w:t>
             </w:r>
           </w:p>
           <w:p/>
@@ -642,7 +678,7 @@
               <w:t xml:space="preserve">Адрес регистрации: </w:t>
             </w:r>
             <w:r>
-              <w:t xml:space="preserve">143400, г. Красногорск, ш. Промышленная, д. 42, кв. 44</w:t>
+              <w:t xml:space="preserve">101000, г. Москва, пер. Тверская, д. 31, кв. 106</w:t>
             </w:r>
           </w:p>
           <w:p>
@@ -681,7 +717,7 @@
               <w:t xml:space="preserve">Тел.: </w:t>
             </w:r>
             <w:r>
-              <w:t xml:space="preserve">843 6722282</w:t>
+              <w:t xml:space="preserve">+7 (846) 983-45-96 доб. 269</w:t>
             </w:r>
           </w:p>
           <w:p>
@@ -689,7 +725,7 @@
               <w:t xml:space="preserve">E-mail: </w:t>
             </w:r>
             <w:r>
-              <w:t xml:space="preserve">belov@yandex.ru</w:t>
+              <w:t xml:space="preserve">belov@corp-tehno.ru</w:t>
             </w:r>
           </w:p>
           <w:p/>
@@ -832,13 +868,13 @@
       <w:t xml:space="preserve">ООО «Альтаир» · </w:t>
     </w:r>
     <w:r>
-      <w:t xml:space="preserve">+7 (843) 541-10-96</w:t>
+      <w:t xml:space="preserve">+7 (383) 847-52-56</w:t>
     </w:r>
     <w:r>
       <w:t xml:space="preserve"> · </w:t>
     </w:r>
     <w:r>
-      <w:t xml:space="preserve">orlov@bk.ru</w:t>
+      <w:t xml:space="preserve">orlov@sibtrans.ru</w:t>
     </w:r>
   </w:p>
 </w:hdr>

--- a/tests/corpus_v2/docs/services_0004.docx
+++ b/tests/corpus_v2/docs/services_0004.docx
@@ -301,192 +301,118 @@
         <w:t xml:space="preserve">.</w:t>
       </w:r>
     </w:p>
-    <w:p/>
-    <w:p>
-      <w:r>
-        <w:rPr>
-          <w:b/>
-        </w:rPr>
-        <w:t xml:space="preserve">3. МЕСТО И СРОКИ ИСПОЛНЕНИЯ</w:t>
-      </w:r>
-    </w:p>
-    <w:p>
-      <w:r>
-        <w:t xml:space="preserve">3.1. Место исполнения обязательств: </w:t>
-      </w:r>
-      <w:r>
-        <w:t xml:space="preserve">141300, г. Сергиев Посад, пер. Строителей, д. 31, кв. 146</w:t>
-      </w:r>
-      <w:r>
-        <w:t xml:space="preserve">.</w:t>
-      </w:r>
-    </w:p>
-    <w:p>
-      <w:r>
-        <w:t xml:space="preserve">3.2. Уведомления направляются </w:t>
-      </w:r>
-      <w:r>
-        <w:t xml:space="preserve">Белову Роману Дмитриевичу</w:t>
-      </w:r>
-      <w:r>
-        <w:t xml:space="preserve"> по телефону </w:t>
-      </w:r>
-      <w:r>
-        <w:t xml:space="preserve">8-495-112-67-48</w:t>
-      </w:r>
-      <w:r>
-        <w:t xml:space="preserve">.</w:t>
-      </w:r>
-    </w:p>
-    <w:p>
-      <w:r>
-        <w:t xml:space="preserve">3.3. Срок исполнения обязательств — </w:t>
-      </w:r>
-      <w:r>
-        <w:t xml:space="preserve">в течение 5 (Пяти) дней с момента подписания акта</w:t>
-      </w:r>
-      <w:r>
-        <w:t xml:space="preserve">.</w:t>
-      </w:r>
-    </w:p>
-    <w:p/>
-    <w:p>
-      <w:r>
-        <w:rPr>
-          <w:b/>
-        </w:rPr>
-        <w:t xml:space="preserve">4. ПРОЧИЕ УСЛОВИЯ</w:t>
-      </w:r>
-    </w:p>
-    <w:p>
-      <w:r>
-        <w:t xml:space="preserve">4.1. </w:t>
-      </w:r>
-      <w:r>
-        <w:t xml:space="preserve">Стороны несут ответственность за неисполнение или ненадлежащее исполнение обязательств в соответствии с законодательством Российской Федерации.</w:t>
-      </w:r>
-    </w:p>
-    <w:p>
-      <w:r>
-        <w:t xml:space="preserve">4.2. </w:t>
-      </w:r>
-      <w:r>
-        <w:t xml:space="preserve">Размер неустойки за нарушение сроков оплаты: </w:t>
-      </w:r>
-      <w:r>
-        <w:t xml:space="preserve">1/130 ключевой ставки ЦБ РФ от цены Договора</w:t>
-      </w:r>
-      <w:r>
-        <w:t xml:space="preserve">. Предельный размер ответственности: </w:t>
-      </w:r>
-      <w:r>
-        <w:t xml:space="preserve">1/300 ключевой ставки ЦБ РФ от стоимости неоплаченных работ</w:t>
-      </w:r>
-      <w:r>
-        <w:t xml:space="preserve">.</w:t>
-      </w:r>
-    </w:p>
-    <w:p>
-      <w:r>
-        <w:t xml:space="preserve">4.3. </w:t>
-      </w:r>
-      <w:r>
-        <w:t xml:space="preserve">Стороны освобождаются от ответственности при наступлении обстоятельств непреодолимой силы, если они прямо повлияли на исполнение обязательств.</w:t>
-      </w:r>
-    </w:p>
-    <w:p>
-      <w:r>
-        <w:t xml:space="preserve">4.4. </w:t>
-      </w:r>
-      <w:r>
-        <w:t xml:space="preserve">Сторона, для которой создалась невозможность исполнения, обязана уведомить другую Сторону. Срок уведомления — </w:t>
-      </w:r>
-      <w:r>
-        <w:t xml:space="preserve">не позднее 14.03.2026</w:t>
-      </w:r>
-      <w:r>
-        <w:t xml:space="preserve">.</w:t>
-      </w:r>
-    </w:p>
-    <w:p>
-      <w:r>
-        <w:t xml:space="preserve">4.5. </w:t>
-      </w:r>
-      <w:r>
-        <w:t xml:space="preserve">Все споры и разногласия решаются путём переговоров. Претензионный порядок обязателен, срок ответа на претензию — </w:t>
-      </w:r>
-      <w:r>
-        <w:t xml:space="preserve">в течение двадцати рабочих дней с момента поступления денежных средств на расчетный счет</w:t>
-      </w:r>
-      <w:r>
-        <w:t xml:space="preserve">.</w:t>
-      </w:r>
-    </w:p>
-    <w:p/>
-    <w:p/>
-    <w:p/>
-    <w:p>
-      <w:r>
-        <w:rPr>
-          <w:b/>
-        </w:rPr>
-        <w:t xml:space="preserve">9. КОНТРОЛЬНЫЕ ВЕЛИЧИНЫ</w:t>
-      </w:r>
-    </w:p>
-    <w:p>
-      <w:r>
-        <w:t xml:space="preserve">9.1. Контрольная запись: </w:t>
-      </w:r>
-      <w:r>
-        <w:rPr>
-          <w:b/>
-        </w:rPr>
-        <w:t xml:space="preserve">72Ф-36</w:t>
-      </w:r>
-      <w:r>
-        <w:t xml:space="preserve">212/16-540Д</w:t>
-      </w:r>
-      <w:r>
-        <w:t xml:space="preserve">.</w:t>
-      </w:r>
-    </w:p>
-    <w:p>
-      <w:r>
-        <w:t xml:space="preserve">9.2. Контрольная запись: </w:t>
-      </w:r>
-      <w:r>
-        <w:rPr>
-          <w:b/>
-        </w:rPr>
-        <w:t xml:space="preserve">не менее 6640</w:t>
-      </w:r>
-      <w:r>
-        <w:t xml:space="preserve">0000,7 (Шестидесяти шести миллионов четырёхсот тысяч) RUB</w:t>
-      </w:r>
-      <w:r>
-        <w:t xml:space="preserve">.</w:t>
-      </w:r>
-    </w:p>
-    <w:p>
-      <w:r>
-        <w:t xml:space="preserve">9.3. Контрольная запись: </w:t>
-      </w:r>
-      <w:r>
-        <w:rPr>
-          <w:b/>
-        </w:rPr>
-        <w:t xml:space="preserve">0,0</w:t>
-      </w:r>
-      <w:r>
-        <w:t xml:space="preserve">1 процента от общей суммы счета</w:t>
-      </w:r>
-      <w:r>
-        <w:t xml:space="preserve">.</w:t>
-      </w:r>
-    </w:p>
-    <w:p>
-      <w:r>
-        <w:t xml:space="preserve">9.4. Контрольная запись (таблица):</w:t>
+    <w:p>
+      <w:r>
+        <w:t xml:space="preserve">2.5. </w:t>
+      </w:r>
+      <w:r>
+        <w:t xml:space="preserve">Товар маркирован штрихкодом </w:t>
+      </w:r>
+      <w:r>
+        <w:t xml:space="preserve">4608526474958</w:t>
+      </w:r>
+      <w:r>
+        <w:t xml:space="preserve">. Код контрагента по ОКПО — </w:t>
+      </w:r>
+      <w:r>
+        <w:t xml:space="preserve">6742880075</w:t>
+      </w:r>
+      <w:r>
+        <w:t xml:space="preserve">. Оборудование учтено под инвентарным номером </w:t>
+      </w:r>
+      <w:r>
+        <w:t xml:space="preserve">041539136</w:t>
+      </w:r>
+      <w:r>
+        <w:t xml:space="preserve">, складской позиции присвоен номер </w:t>
+      </w:r>
+      <w:r>
+        <w:t xml:space="preserve">966262603</w:t>
+      </w:r>
+      <w:r>
+        <w:t xml:space="preserve">.</w:t>
+      </w:r>
+    </w:p>
+    <w:p>
+      <w:r>
+        <w:t xml:space="preserve">2.6. </w:t>
+      </w:r>
+      <w:r>
+        <w:t xml:space="preserve">Оплата по счёту-фактуре на КБК </w:t>
+      </w:r>
+      <w:r>
+        <w:t xml:space="preserve">18210101011011000111</w:t>
+      </w:r>
+      <w:r>
+        <w:t xml:space="preserve">. ИНН не присвоен, регистрационный № </w:t>
+      </w:r>
+      <w:r>
+        <w:t xml:space="preserve">6208757770</w:t>
+      </w:r>
+      <w:r>
+        <w:t xml:space="preserve">. ИНН не присвоен, платёжный документ № </w:t>
+      </w:r>
+      <w:r>
+        <w:t xml:space="preserve">459845185563</w:t>
+      </w:r>
+      <w:r>
+        <w:t xml:space="preserve">. Заказчик действует в лице </w:t>
+      </w:r>
+      <w:r>
+        <w:t xml:space="preserve">уполномоченного представителя</w:t>
+      </w:r>
+      <w:r>
+        <w:t xml:space="preserve">, назначаемого приказом.</w:t>
+      </w:r>
+    </w:p>
+    <w:p>
+      <w:r>
+        <w:t xml:space="preserve">2.7. </w:t>
+      </w:r>
+      <w:r>
+        <w:t xml:space="preserve">Массовая доля влаги в товаре — </w:t>
+      </w:r>
+      <w:r>
+        <w:t xml:space="preserve">не более 10 %</w:t>
+      </w:r>
+      <w:r>
+        <w:t xml:space="preserve">. Товар подлежит хранению </w:t>
+      </w:r>
+      <w:r>
+        <w:t xml:space="preserve">в течение 24 часов</w:t>
+      </w:r>
+      <w:r>
+        <w:t xml:space="preserve"> при температуре не выше +4 °C. Срок исковой давности по требованиям, вытекающим из Договора, составляет </w:t>
+      </w:r>
+      <w:r>
+        <w:t xml:space="preserve">в течение трёх лет</w:t>
+      </w:r>
+      <w:r>
+        <w:t xml:space="preserve">, как установлено статьёй 196 Гражданского кодекса Российской Федерации. Обработка данных ведётся согласно Федеральному закону от 27.07.2006 № 152-ФЗ </w:t>
+      </w:r>
+      <w:r>
+        <w:t xml:space="preserve">«О персональных данных»</w:t>
+      </w:r>
+      <w:r>
+        <w:t xml:space="preserve">. Товар поставляется под маркой </w:t>
+      </w:r>
+      <w:r>
+        <w:t xml:space="preserve">«Стандарт»</w:t>
+      </w:r>
+      <w:r>
+        <w:t xml:space="preserve">. Влажность определяется </w:t>
+      </w:r>
+      <w:r>
+        <w:t xml:space="preserve">по методу Кьельдаля</w:t>
+      </w:r>
+      <w:r>
+        <w:t xml:space="preserve">. Споры передаются на рассмотрение в Арбитражный суд </w:t>
+      </w:r>
+      <w:r>
+        <w:t xml:space="preserve">города Москвы</w:t>
+      </w:r>
+      <w:r>
+        <w:t xml:space="preserve">.</w:t>
       </w:r>
     </w:p>
     <w:tbl>
@@ -512,7 +438,7 @@
           </w:tcPr>
           <w:p>
             <w:r>
-              <w:t xml:space="preserve">в течение 3</w:t>
+              <w:t xml:space="preserve">8</w:t>
             </w:r>
           </w:p>
         </w:tc>
@@ -522,7 +448,7 @@
           </w:tcPr>
           <w:p>
             <w:r>
-              <w:t xml:space="preserve">0 (Тридцати) банковских дней</w:t>
+              <w:t xml:space="preserve">7971485058</w:t>
             </w:r>
           </w:p>
         </w:tc>
@@ -534,10 +460,188 @@
         <w:rPr>
           <w:b/>
         </w:rPr>
-        <w:t xml:space="preserve">РЕКВИЗИТЫ И ПОДПИСИ СТОРОН</w:t>
-      </w:r>
-    </w:p>
-    <w:p/>
+        <w:t xml:space="preserve">3. МЕСТО И СРОКИ ИСПОЛНЕНИЯ</w:t>
+      </w:r>
+    </w:p>
+    <w:p>
+      <w:r>
+        <w:t xml:space="preserve">3.1. Место исполнения обязательств: </w:t>
+      </w:r>
+      <w:r>
+        <w:t xml:space="preserve">141300, г. Сергиев Посад, пер. Тверская, д. 28, кв. 135</w:t>
+      </w:r>
+      <w:r>
+        <w:t xml:space="preserve">.</w:t>
+      </w:r>
+    </w:p>
+    <w:p>
+      <w:r>
+        <w:t xml:space="preserve">3.2. Уведомления направляются </w:t>
+      </w:r>
+      <w:r>
+        <w:t xml:space="preserve">Белову Роману Дмитриевичу</w:t>
+      </w:r>
+      <w:r>
+        <w:t xml:space="preserve"> по телефону </w:t>
+      </w:r>
+      <w:r>
+        <w:t xml:space="preserve">+7 (383) 754-73-58 доб. 679</w:t>
+      </w:r>
+      <w:r>
+        <w:t xml:space="preserve">.</w:t>
+      </w:r>
+    </w:p>
+    <w:p>
+      <w:r>
+        <w:t xml:space="preserve">3.3. Срок исполнения обязательств — </w:t>
+      </w:r>
+      <w:r>
+        <w:t xml:space="preserve">в течение 20 (Двадцати) дней с момента подписания акта</w:t>
+      </w:r>
+      <w:r>
+        <w:t xml:space="preserve">.</w:t>
+      </w:r>
+    </w:p>
+    <w:p/>
+    <w:p>
+      <w:r>
+        <w:rPr>
+          <w:b/>
+        </w:rPr>
+        <w:t xml:space="preserve">4. ПРОЧИЕ УСЛОВИЯ</w:t>
+      </w:r>
+    </w:p>
+    <w:p>
+      <w:r>
+        <w:t xml:space="preserve">4.1. </w:t>
+      </w:r>
+      <w:r>
+        <w:t xml:space="preserve">Стороны несут ответственность за неисполнение или ненадлежащее исполнение обязательств в соответствии с законодательством Российской Федерации.</w:t>
+      </w:r>
+    </w:p>
+    <w:p>
+      <w:r>
+        <w:t xml:space="preserve">4.2. </w:t>
+      </w:r>
+      <w:r>
+        <w:t xml:space="preserve">Размер неустойки за нарушение сроков оплаты: </w:t>
+      </w:r>
+      <w:r>
+        <w:t xml:space="preserve">1/130 ключевой ставки ЦБ РФ от цены Договора</w:t>
+      </w:r>
+      <w:r>
+        <w:t xml:space="preserve">. Предельный размер ответственности: </w:t>
+      </w:r>
+      <w:r>
+        <w:t xml:space="preserve">1/300 ключевой ставки ЦБ РФ от стоимости неоплаченных работ</w:t>
+      </w:r>
+      <w:r>
+        <w:t xml:space="preserve">.</w:t>
+      </w:r>
+    </w:p>
+    <w:p>
+      <w:r>
+        <w:t xml:space="preserve">4.3. </w:t>
+      </w:r>
+      <w:r>
+        <w:t xml:space="preserve">Стороны освобождаются от ответственности при наступлении обстоятельств непреодолимой силы, если они прямо повлияли на исполнение обязательств.</w:t>
+      </w:r>
+    </w:p>
+    <w:p>
+      <w:r>
+        <w:t xml:space="preserve">4.4. </w:t>
+      </w:r>
+      <w:r>
+        <w:t xml:space="preserve">Сторона, для которой создалась невозможность исполнения, обязана уведомить другую Сторону. Срок уведомления — </w:t>
+      </w:r>
+      <w:r>
+        <w:t xml:space="preserve">не позднее 06.09.2026</w:t>
+      </w:r>
+      <w:r>
+        <w:t xml:space="preserve">.</w:t>
+      </w:r>
+    </w:p>
+    <w:p>
+      <w:r>
+        <w:t xml:space="preserve">4.5. </w:t>
+      </w:r>
+      <w:r>
+        <w:t xml:space="preserve">Все споры и разногласия решаются путём переговоров. Претензионный порядок обязателен, срок ответа на претензию — </w:t>
+      </w:r>
+      <w:r>
+        <w:t xml:space="preserve">в течение шестидесяти рабочих дней с момента поступления денежных средств на расчетный счет</w:t>
+      </w:r>
+      <w:r>
+        <w:t xml:space="preserve">.</w:t>
+      </w:r>
+    </w:p>
+    <w:p/>
+    <w:p/>
+    <w:p/>
+    <w:p>
+      <w:r>
+        <w:rPr>
+          <w:b/>
+        </w:rPr>
+        <w:t xml:space="preserve">9. КОНТРОЛЬНЫЕ ВЕЛИЧИНЫ</w:t>
+      </w:r>
+    </w:p>
+    <w:p>
+      <w:r>
+        <w:t xml:space="preserve">9.1. Контрольная запись: </w:t>
+      </w:r>
+      <w:r>
+        <w:rPr>
+          <w:b/>
+        </w:rPr>
+        <w:t xml:space="preserve">95Ф-12</w:t>
+      </w:r>
+      <w:r>
+        <w:t xml:space="preserve">422/14-449Д</w:t>
+      </w:r>
+      <w:r>
+        <w:t xml:space="preserve">.</w:t>
+      </w:r>
+    </w:p>
+    <w:p>
+      <w:r>
+        <w:t xml:space="preserve">9.2. Контрольная запись: </w:t>
+      </w:r>
+      <w:r>
+        <w:rPr>
+          <w:b/>
+        </w:rPr>
+        <w:t xml:space="preserve">не менее 571</w:t>
+      </w:r>
+      <w:r>
+        <w:t xml:space="preserve">0000,3 (Пяти миллионов семисот десяти тысяч) RUB</w:t>
+      </w:r>
+      <w:r>
+        <w:t xml:space="preserve">.</w:t>
+      </w:r>
+    </w:p>
+    <w:p>
+      <w:r>
+        <w:t xml:space="preserve">9.3. Контрольная запись: </w:t>
+      </w:r>
+      <w:r>
+        <w:rPr>
+          <w:b/>
+        </w:rPr>
+        <w:t xml:space="preserve">0,0</w:t>
+      </w:r>
+      <w:r>
+        <w:t xml:space="preserve">1 процента от общей суммы счета</w:t>
+      </w:r>
+      <w:r>
+        <w:t xml:space="preserve">.</w:t>
+      </w:r>
+    </w:p>
+    <w:p>
+      <w:r>
+        <w:t xml:space="preserve">9.4. Контрольная запись (таблица):</w:t>
+      </w:r>
+    </w:p>
     <w:tbl>
       <w:tblPr>
         <w:tblW w:w="9360" w:type="dxa"/>
@@ -561,95 +665,7 @@
           </w:tcPr>
           <w:p>
             <w:r>
-              <w:rPr>
-                <w:b/>
-              </w:rPr>
-              <w:t xml:space="preserve">Исполнитель:</w:t>
-            </w:r>
-          </w:p>
-          <w:p>
-            <w:r>
-              <w:t xml:space="preserve">ООО «Альтаир»</w:t>
-            </w:r>
-          </w:p>
-          <w:p>
-            <w:r>
-              <w:t xml:space="preserve">Юридический адрес: </w:t>
-            </w:r>
-            <w:r>
-              <w:t xml:space="preserve">443010, г. Самара, просп. Садовая, д. 67, кв. 120</w:t>
-            </w:r>
-          </w:p>
-          <w:p>
-            <w:r>
-              <w:t xml:space="preserve">ИНН </w:t>
-            </w:r>
-            <w:r>
-              <w:t xml:space="preserve">9834664432</w:t>
-            </w:r>
-            <w:r>
-              <w:t xml:space="preserve"> КПП </w:t>
-            </w:r>
-            <w:r>
-              <w:t xml:space="preserve">270684359</w:t>
-            </w:r>
-          </w:p>
-          <w:p>
-            <w:r>
-              <w:t xml:space="preserve">ОГРН </w:t>
-            </w:r>
-            <w:r>
-              <w:t xml:space="preserve">1602747701721</w:t>
-            </w:r>
-          </w:p>
-          <w:p>
-            <w:r>
-              <w:t xml:space="preserve">р/с </w:t>
-            </w:r>
-            <w:r>
-              <w:t xml:space="preserve">40702810293866726014</w:t>
-            </w:r>
-            <w:r>
-              <w:t xml:space="preserve"> в ПАО «Промсвязьбанк»</w:t>
-            </w:r>
-          </w:p>
-          <w:p>
-            <w:r>
-              <w:t xml:space="preserve">к/с </w:t>
-            </w:r>
-            <w:r>
-              <w:t xml:space="preserve">30101810400000000555</w:t>
-            </w:r>
-            <w:r>
-              <w:t xml:space="preserve"> БИК </w:t>
-            </w:r>
-            <w:r>
-              <w:t xml:space="preserve">044525555</w:t>
-            </w:r>
-          </w:p>
-          <w:p>
-            <w:r>
-              <w:t xml:space="preserve">Тел.: </w:t>
-            </w:r>
-            <w:r>
-              <w:t xml:space="preserve">+7 383 897 27 66</w:t>
-            </w:r>
-          </w:p>
-          <w:p>
-            <w:r>
-              <w:t xml:space="preserve">E-mail: </w:t>
-            </w:r>
-            <w:r>
-              <w:t xml:space="preserve">orlov@inbox.ru</w:t>
-            </w:r>
-          </w:p>
-          <w:p/>
-          <w:p>
-            <w:r>
-              <w:t xml:space="preserve">Директор ______________ </w:t>
-            </w:r>
-            <w:r>
-              <w:t xml:space="preserve">А. М. Орлов</w:t>
+              <w:t xml:space="preserve">в течение 3</w:t>
             </w:r>
           </w:p>
         </w:tc>
@@ -659,6 +675,143 @@
           </w:tcPr>
           <w:p>
             <w:r>
+              <w:t xml:space="preserve">0 (Тридцати) банковских дней</w:t>
+            </w:r>
+          </w:p>
+        </w:tc>
+      </w:tr>
+    </w:tbl>
+    <w:p/>
+    <w:p>
+      <w:r>
+        <w:rPr>
+          <w:b/>
+        </w:rPr>
+        <w:t xml:space="preserve">РЕКВИЗИТЫ И ПОДПИСИ СТОРОН</w:t>
+      </w:r>
+    </w:p>
+    <w:p/>
+    <w:tbl>
+      <w:tblPr>
+        <w:tblW w:w="9360" w:type="dxa"/>
+        <w:tblBorders>
+          <w:top w:val="single" w:sz="4" w:color="auto"/>
+          <w:left w:val="single" w:sz="4" w:color="auto"/>
+          <w:bottom w:val="single" w:sz="4" w:color="auto"/>
+          <w:right w:val="single" w:sz="4" w:color="auto"/>
+          <w:insideH w:val="single" w:sz="4" w:color="auto"/>
+          <w:insideV w:val="single" w:sz="4" w:color="auto"/>
+        </w:tblBorders>
+      </w:tblPr>
+      <w:tblGrid>
+        <w:gridCol w:w="4680"/>
+        <w:gridCol w:w="4680"/>
+      </w:tblGrid>
+      <w:tr>
+        <w:tc>
+          <w:tcPr>
+            <w:tcW w:w="4680" w:type="dxa"/>
+          </w:tcPr>
+          <w:p>
+            <w:r>
+              <w:rPr>
+                <w:b/>
+              </w:rPr>
+              <w:t xml:space="preserve">Исполнитель:</w:t>
+            </w:r>
+          </w:p>
+          <w:p>
+            <w:r>
+              <w:t xml:space="preserve">ООО «Альтаир»</w:t>
+            </w:r>
+          </w:p>
+          <w:p>
+            <w:r>
+              <w:t xml:space="preserve">Юридический адрес: </w:t>
+            </w:r>
+            <w:r>
+              <w:t xml:space="preserve">614000, г. Пермь, наб. Победы, д. 22, кв. 72</w:t>
+            </w:r>
+          </w:p>
+          <w:p>
+            <w:r>
+              <w:t xml:space="preserve">ИНН </w:t>
+            </w:r>
+            <w:r>
+              <w:t xml:space="preserve">9834664432</w:t>
+            </w:r>
+            <w:r>
+              <w:t xml:space="preserve"> КПП </w:t>
+            </w:r>
+            <w:r>
+              <w:t xml:space="preserve">270684359</w:t>
+            </w:r>
+          </w:p>
+          <w:p>
+            <w:r>
+              <w:t xml:space="preserve">ОГРН </w:t>
+            </w:r>
+            <w:r>
+              <w:t xml:space="preserve">1602747701721</w:t>
+            </w:r>
+          </w:p>
+          <w:p>
+            <w:r>
+              <w:t xml:space="preserve">р/с </w:t>
+            </w:r>
+            <w:r>
+              <w:t xml:space="preserve">40702810293866726014</w:t>
+            </w:r>
+            <w:r>
+              <w:t xml:space="preserve"> в ПАО «Промсвязьбанк»</w:t>
+            </w:r>
+          </w:p>
+          <w:p>
+            <w:r>
+              <w:t xml:space="preserve">к/с </w:t>
+            </w:r>
+            <w:r>
+              <w:t xml:space="preserve">30101810400000000555</w:t>
+            </w:r>
+            <w:r>
+              <w:t xml:space="preserve"> БИК </w:t>
+            </w:r>
+            <w:r>
+              <w:t xml:space="preserve">044525555</w:t>
+            </w:r>
+          </w:p>
+          <w:p>
+            <w:r>
+              <w:t xml:space="preserve">Тел.: </w:t>
+            </w:r>
+            <w:r>
+              <w:t xml:space="preserve">+7 (846) 442-56-68 доб. 145</w:t>
+            </w:r>
+          </w:p>
+          <w:p>
+            <w:r>
+              <w:t xml:space="preserve">E-mail: </w:t>
+            </w:r>
+            <w:r>
+              <w:t xml:space="preserve">orlov@corp-tehno.ru</w:t>
+            </w:r>
+          </w:p>
+          <w:p/>
+          <w:p>
+            <w:r>
+              <w:t xml:space="preserve">Директор ______________ </w:t>
+            </w:r>
+            <w:r>
+              <w:t xml:space="preserve">А. М. Орлов</w:t>
+            </w:r>
+          </w:p>
+        </w:tc>
+        <w:tc>
+          <w:tcPr>
+            <w:tcW w:w="4680" w:type="dxa"/>
+          </w:tcPr>
+          <w:p>
+            <w:r>
               <w:rPr>
                 <w:b/>
               </w:rPr>
@@ -678,7 +831,7 @@
               <w:t xml:space="preserve">Адрес регистрации: </w:t>
             </w:r>
             <w:r>
-              <w:t xml:space="preserve">101000, г. Москва, пер. Тверская, д. 31, кв. 106</w:t>
+              <w:t xml:space="preserve">394000, г. Воронеж, пер. Ленинградская, д. 18, кв. 195</w:t>
             </w:r>
           </w:p>
           <w:p>
@@ -717,7 +870,7 @@
               <w:t xml:space="preserve">Тел.: </w:t>
             </w:r>
             <w:r>
-              <w:t xml:space="preserve">+7 (846) 983-45-96 доб. 269</w:t>
+              <w:t xml:space="preserve">+7 (812) 931-62-94 доб. 757</w:t>
             </w:r>
           </w:p>
           <w:p>
@@ -725,7 +878,7 @@
               <w:t xml:space="preserve">E-mail: </w:t>
             </w:r>
             <w:r>
-              <w:t xml:space="preserve">belov@corp-tehno.ru</w:t>
+              <w:t xml:space="preserve">belov@yandex.ru</w:t>
             </w:r>
           </w:p>
           <w:p/>
@@ -868,13 +1021,13 @@
       <w:t xml:space="preserve">ООО «Альтаир» · </w:t>
     </w:r>
     <w:r>
-      <w:t xml:space="preserve">+7 (383) 847-52-56</w:t>
+      <w:t xml:space="preserve">+7 (383) 130-91-56</w:t>
     </w:r>
     <w:r>
       <w:t xml:space="preserve"> · </w:t>
     </w:r>
     <w:r>
-      <w:t xml:space="preserve">orlov@sibtrans.ru</w:t>
+      <w:t xml:space="preserve">orlov@inbox.ru</w:t>
     </w:r>
   </w:p>
 </w:hdr>

--- a/tests/corpus_v2/docs/services_0004.docx
+++ b/tests/corpus_v2/docs/services_0004.docx
@@ -27,19 +27,19 @@
         <w:rPr>
           <w:b/>
         </w:rPr>
-        <w:t xml:space="preserve">82/2023-К</w:t>
-      </w:r>
-    </w:p>
-    <w:p/>
-    <w:p>
-      <w:r>
-        <w:t xml:space="preserve">г. Екатеринбург</w:t>
+        <w:t xml:space="preserve">32/2025-С</w:t>
+      </w:r>
+    </w:p>
+    <w:p/>
+    <w:p>
+      <w:r>
+        <w:t xml:space="preserve">г. Новосибирск</w:t>
       </w:r>
       <w:r>
         <w:t xml:space="preserve">     </w:t>
       </w:r>
       <w:r>
-        <w:t xml:space="preserve">15.04.2025</w:t>
+        <w:t xml:space="preserve">25.08.2023</w:t>
       </w:r>
     </w:p>
     <w:p/>
@@ -51,37 +51,37 @@
         <w:t xml:space="preserve">, именуемое в дальнейшем «Исполнитель», в лице генерального директора </w:t>
       </w:r>
       <w:r>
-        <w:t xml:space="preserve">А.М.Орлов</w:t>
+        <w:t xml:space="preserve">Деда Олега Владимировича</w:t>
       </w:r>
       <w:r>
         <w:t xml:space="preserve">, действующего на основании </w:t>
       </w:r>
       <w:r>
-        <w:t xml:space="preserve">приказа № 5-к от 10.01.2024</w:t>
+        <w:t xml:space="preserve">доверенности № 12 от 09.01.2024</w:t>
       </w:r>
       <w:r>
         <w:t xml:space="preserve">, с одной стороны, и </w:t>
       </w:r>
       <w:r>
-        <w:t xml:space="preserve">ИП </w:t>
-      </w:r>
-      <w:r>
-        <w:t xml:space="preserve">Белов Р. Д.</w:t>
+        <w:t xml:space="preserve">Индивидуальный предприниматель </w:t>
+      </w:r>
+      <w:r>
+        <w:t xml:space="preserve">Сорока Т. П.</w:t>
       </w:r>
       <w:r>
         <w:t xml:space="preserve">, ИНН </w:t>
       </w:r>
       <w:r>
-        <w:t xml:space="preserve">634737393389</w:t>
-      </w:r>
-      <w:r>
-        <w:t xml:space="preserve">, именуемый в дальнейшем «Заказчик», действующий на основании свидетельства о государственной регистрации</w:t>
+        <w:t xml:space="preserve">373933819510</w:t>
+      </w:r>
+      <w:r>
+        <w:t xml:space="preserve">, именуемая в дальнейшем «Заказчик», действующая на основании свидетельства о государственной регистрации</w:t>
       </w:r>
       <w:r>
         <w:t xml:space="preserve">, с другой стороны, совместно именуемые «Стороны», заключили настоящий Договор № </w:t>
       </w:r>
       <w:r>
-        <w:t xml:space="preserve">98/2024-П</w:t>
+        <w:t xml:space="preserve">61/2024-С</w:t>
       </w:r>
       <w:r>
         <w:t xml:space="preserve"> (далее — Договор) о нижеследующем:</w:t>
@@ -120,7 +120,7 @@
         <w:t xml:space="preserve">Услуги считаются оказанными после подписания Сторонами акта сдачи-приёмки. Срок оплаты — </w:t>
       </w:r>
       <w:r>
-        <w:t xml:space="preserve">в течение 3 дней с момента поступления денежных средств на расчетный счет</w:t>
+        <w:t xml:space="preserve">в течение 14 дней с момента поступления денежных средств на расчетный счет</w:t>
       </w:r>
       <w:r>
         <w:t xml:space="preserve">.</w:t>
@@ -148,7 +148,7 @@
         <w:t xml:space="preserve">2.1. Общая цена Договора: </w:t>
       </w:r>
       <w:r>
-        <w:t xml:space="preserve">не более 275 000 (Двухсот семидесяти пяти тысяч) рублей 0 коп.</w:t>
+        <w:t xml:space="preserve">не более 20 900 000 (Двадцати миллионов девятисот тысяч) рублей 5 коп.</w:t>
       </w:r>
       <w:r>
         <w:t xml:space="preserve">, НДС не облагается, т.к. применяется УСН</w:t>
@@ -193,7 +193,7 @@
         <w:t xml:space="preserve">, артикул </w:t>
       </w:r>
       <w:r>
-        <w:t xml:space="preserve">RM-6614-93</w:t>
+        <w:t xml:space="preserve">RM-1807-73</w:t>
       </w:r>
       <w:r>
         <w:t xml:space="preserve">, код </w:t>
@@ -253,49 +253,49 @@
         <w:t xml:space="preserve">. Товар отгружается с сопроводительным документом паспорт качества № </w:t>
       </w:r>
       <w:r>
-        <w:t xml:space="preserve">36 07 763954</w:t>
+        <w:t xml:space="preserve">30 04 987043</w:t>
       </w:r>
       <w:r>
         <w:t xml:space="preserve">. К партии приложен паспорт изделия № </w:t>
       </w:r>
       <w:r>
-        <w:t xml:space="preserve">76 13 051673</w:t>
+        <w:t xml:space="preserve">12 09 195513</w:t>
       </w:r>
       <w:r>
         <w:t xml:space="preserve">. Оборудование поставляется с паспортом транспортного средства № </w:t>
       </w:r>
       <w:r>
-        <w:t xml:space="preserve">64 08 833208</w:t>
+        <w:t xml:space="preserve">96 18 300719</w:t>
       </w:r>
       <w:r>
         <w:t xml:space="preserve">. Приёмка производится согласно техническому паспорту </w:t>
       </w:r>
       <w:r>
-        <w:t xml:space="preserve">15 03 289020</w:t>
+        <w:t xml:space="preserve">08 12 711683</w:t>
       </w:r>
       <w:r>
         <w:t xml:space="preserve">. СНИЛС не указан, номер заказа </w:t>
       </w:r>
       <w:r>
-        <w:t xml:space="preserve">191-764-572 36</w:t>
+        <w:t xml:space="preserve">160-160-367 38</w:t>
       </w:r>
       <w:r>
         <w:t xml:space="preserve">. Дата рождения не проставлена, документ выдан </w:t>
       </w:r>
       <w:r>
-        <w:t xml:space="preserve">02.06.2017</w:t>
+        <w:t xml:space="preserve">14.05.2018</w:t>
       </w:r>
       <w:r>
         <w:t xml:space="preserve">. Код подразделения, см. артикул </w:t>
       </w:r>
       <w:r>
-        <w:t xml:space="preserve">160-367</w:t>
+        <w:t xml:space="preserve">872-584</w:t>
       </w:r>
       <w:r>
         <w:t xml:space="preserve">. Цена — </w:t>
       </w:r>
       <w:r>
-        <w:t xml:space="preserve">8330002 рубля</w:t>
+        <w:t xml:space="preserve">345002 рубля</w:t>
       </w:r>
       <w:r>
         <w:t xml:space="preserve">.</w:t>
@@ -309,25 +309,25 @@
         <w:t xml:space="preserve">Товар маркирован штрихкодом </w:t>
       </w:r>
       <w:r>
-        <w:t xml:space="preserve">4608526474958</w:t>
+        <w:t xml:space="preserve">4603865050412</w:t>
       </w:r>
       <w:r>
         <w:t xml:space="preserve">. Код контрагента по ОКПО — </w:t>
       </w:r>
       <w:r>
-        <w:t xml:space="preserve">6742880075</w:t>
+        <w:t xml:space="preserve">6208757770</w:t>
       </w:r>
       <w:r>
         <w:t xml:space="preserve">. Оборудование учтено под инвентарным номером </w:t>
       </w:r>
       <w:r>
-        <w:t xml:space="preserve">041539136</w:t>
+        <w:t xml:space="preserve">041108144</w:t>
       </w:r>
       <w:r>
         <w:t xml:space="preserve">, складской позиции присвоен номер </w:t>
       </w:r>
       <w:r>
-        <w:t xml:space="preserve">966262603</w:t>
+        <w:t xml:space="preserve">452958909</w:t>
       </w:r>
       <w:r>
         <w:t xml:space="preserve">.</w:t>
@@ -341,19 +341,19 @@
         <w:t xml:space="preserve">Оплата по счёту-фактуре на КБК </w:t>
       </w:r>
       <w:r>
-        <w:t xml:space="preserve">18210101011011000111</w:t>
+        <w:t xml:space="preserve">18210101011011000129</w:t>
       </w:r>
       <w:r>
         <w:t xml:space="preserve">. ИНН не присвоен, регистрационный № </w:t>
       </w:r>
       <w:r>
-        <w:t xml:space="preserve">6208757770</w:t>
+        <w:t xml:space="preserve">6695961752</w:t>
       </w:r>
       <w:r>
         <w:t xml:space="preserve">. ИНН не присвоен, платёжный документ № </w:t>
       </w:r>
       <w:r>
-        <w:t xml:space="preserve">459845185563</w:t>
+        <w:t xml:space="preserve">240264529362</w:t>
       </w:r>
       <w:r>
         <w:t xml:space="preserve">. Заказчик действует в лице </w:t>
@@ -373,13 +373,13 @@
         <w:t xml:space="preserve">Массовая доля влаги в товаре — </w:t>
       </w:r>
       <w:r>
-        <w:t xml:space="preserve">не более 10 %</w:t>
+        <w:t xml:space="preserve">не более 16 %</w:t>
       </w:r>
       <w:r>
         <w:t xml:space="preserve">. Товар подлежит хранению </w:t>
       </w:r>
       <w:r>
-        <w:t xml:space="preserve">в течение 24 часов</w:t>
+        <w:t xml:space="preserve">в течение 48 часов</w:t>
       </w:r>
       <w:r>
         <w:t xml:space="preserve"> при температуре не выше +4 °C. Срок исковой давности по требованиям, вытекающим из Договора, составляет </w:t>
@@ -448,7 +448,7 @@
           </w:tcPr>
           <w:p>
             <w:r>
-              <w:t xml:space="preserve">7971485058</w:t>
+              <w:t xml:space="preserve">7515765823</w:t>
             </w:r>
           </w:p>
         </w:tc>
@@ -468,7 +468,7 @@
         <w:t xml:space="preserve">3.1. Место исполнения обязательств: </w:t>
       </w:r>
       <w:r>
-        <w:t xml:space="preserve">141300, г. Сергиев Посад, пер. Тверская, д. 28, кв. 135</w:t>
+        <w:t xml:space="preserve">143400, г. Красногорск, ш. Промышленная, д. 42, кв. 44</w:t>
       </w:r>
       <w:r>
         <w:t xml:space="preserve">.</w:t>
@@ -479,13 +479,13 @@
         <w:t xml:space="preserve">3.2. Уведомления направляются </w:t>
       </w:r>
       <w:r>
-        <w:t xml:space="preserve">Белову Роману Дмитриевичу</w:t>
+        <w:t xml:space="preserve">Сороке Татьяне Павловне</w:t>
       </w:r>
       <w:r>
         <w:t xml:space="preserve"> по телефону </w:t>
       </w:r>
       <w:r>
-        <w:t xml:space="preserve">+7 (383) 754-73-58 доб. 679</w:t>
+        <w:t xml:space="preserve">+7 (383) 576-81-22</w:t>
       </w:r>
       <w:r>
         <w:t xml:space="preserve">.</w:t>
@@ -496,7 +496,7 @@
         <w:t xml:space="preserve">3.3. Срок исполнения обязательств — </w:t>
       </w:r>
       <w:r>
-        <w:t xml:space="preserve">в течение 20 (Двадцати) дней с момента подписания акта</w:t>
+        <w:t xml:space="preserve">в течение 7 (Семи) дней с момента подписания акта</w:t>
       </w:r>
       <w:r>
         <w:t xml:space="preserve">.</w:t>
@@ -555,7 +555,7 @@
         <w:t xml:space="preserve">Сторона, для которой создалась невозможность исполнения, обязана уведомить другую Сторону. Срок уведомления — </w:t>
       </w:r>
       <w:r>
-        <w:t xml:space="preserve">не позднее 06.09.2026</w:t>
+        <w:t xml:space="preserve">не позднее 15.07.2025</w:t>
       </w:r>
       <w:r>
         <w:t xml:space="preserve">.</w:t>
@@ -594,10 +594,10 @@
         <w:rPr>
           <w:b/>
         </w:rPr>
-        <w:t xml:space="preserve">95Ф-12</w:t>
-      </w:r>
-      <w:r>
-        <w:t xml:space="preserve">422/14-449Д</w:t>
+        <w:t xml:space="preserve">34Ф-30</w:t>
+      </w:r>
+      <w:r>
+        <w:t xml:space="preserve">960/23-647Д</w:t>
       </w:r>
       <w:r>
         <w:t xml:space="preserve">.</w:t>
@@ -611,10 +611,10 @@
         <w:rPr>
           <w:b/>
         </w:rPr>
-        <w:t xml:space="preserve">не менее 571</w:t>
-      </w:r>
-      <w:r>
-        <w:t xml:space="preserve">0000,3 (Пяти миллионов семисот десяти тысяч) RUB</w:t>
+        <w:t xml:space="preserve">не менее 179</w:t>
+      </w:r>
+      <w:r>
+        <w:t xml:space="preserve">0000,9 (Одного миллиона семисот девяноста тысяч) RUB</w:t>
       </w:r>
       <w:r>
         <w:t xml:space="preserve">.</w:t>
@@ -665,7 +665,7 @@
           </w:tcPr>
           <w:p>
             <w:r>
-              <w:t xml:space="preserve">в течение 3</w:t>
+              <w:t xml:space="preserve">в течение 2</w:t>
             </w:r>
           </w:p>
         </w:tc>
@@ -675,7 +675,7 @@
           </w:tcPr>
           <w:p>
             <w:r>
-              <w:t xml:space="preserve">0 (Тридцати) банковских дней</w:t>
+              <w:t xml:space="preserve">0 (Двадцати) банковских дней</w:t>
             </w:r>
           </w:p>
         </w:tc>
@@ -730,7 +730,7 @@
               <w:t xml:space="preserve">Юридический адрес: </w:t>
             </w:r>
             <w:r>
-              <w:t xml:space="preserve">614000, г. Пермь, наб. Победы, д. 22, кв. 72</w:t>
+              <w:t xml:space="preserve">630099, г. Новосибирск, ул. Космонавтов, д. 38, кв. 192</w:t>
             </w:r>
           </w:p>
           <w:p>
@@ -738,13 +738,13 @@
               <w:t xml:space="preserve">ИНН </w:t>
             </w:r>
             <w:r>
-              <w:t xml:space="preserve">9834664432</w:t>
+              <w:t xml:space="preserve">3466443415</w:t>
             </w:r>
             <w:r>
               <w:t xml:space="preserve"> КПП </w:t>
             </w:r>
             <w:r>
-              <w:t xml:space="preserve">270684359</w:t>
+              <w:t xml:space="preserve">770007190</w:t>
             </w:r>
           </w:p>
           <w:p>
@@ -752,7 +752,7 @@
               <w:t xml:space="preserve">ОГРН </w:t>
             </w:r>
             <w:r>
-              <w:t xml:space="preserve">1602747701721</w:t>
+              <w:t xml:space="preserve">1747701729380</w:t>
             </w:r>
           </w:p>
           <w:p>
@@ -760,7 +760,7 @@
               <w:t xml:space="preserve">р/с </w:t>
             </w:r>
             <w:r>
-              <w:t xml:space="preserve">40702810293866726014</w:t>
+              <w:t xml:space="preserve">40702810666726014176</w:t>
             </w:r>
             <w:r>
               <w:t xml:space="preserve"> в ПАО «Промсвязьбанк»</w:t>
@@ -785,7 +785,7 @@
               <w:t xml:space="preserve">Тел.: </w:t>
             </w:r>
             <w:r>
-              <w:t xml:space="preserve">+7 (846) 442-56-68 доб. 145</w:t>
+              <w:t xml:space="preserve">+7 (499) 450-27-44</w:t>
             </w:r>
           </w:p>
           <w:p>
@@ -793,16 +793,16 @@
               <w:t xml:space="preserve">E-mail: </w:t>
             </w:r>
             <w:r>
-              <w:t xml:space="preserve">orlov@corp-tehno.ru</w:t>
+              <w:t xml:space="preserve">ded@inbox.ru</w:t>
             </w:r>
           </w:p>
           <w:p/>
           <w:p>
             <w:r>
-              <w:t xml:space="preserve">Директор ______________ </w:t>
-            </w:r>
-            <w:r>
-              <w:t xml:space="preserve">А. М. Орлов</w:t>
+              <w:t xml:space="preserve">Управляющий ______________ </w:t>
+            </w:r>
+            <w:r>
+              <w:t xml:space="preserve">О. В. Дед</w:t>
             </w:r>
           </w:p>
         </w:tc>
@@ -823,7 +823,7 @@
               <w:t xml:space="preserve">Индивидуальный предприниматель </w:t>
             </w:r>
             <w:r>
-              <w:t xml:space="preserve">Белов Роман Дмитриевич</w:t>
+              <w:t xml:space="preserve">Сорока Татьяна Павловна</w:t>
             </w:r>
           </w:p>
           <w:p>
@@ -831,7 +831,7 @@
               <w:t xml:space="preserve">Адрес регистрации: </w:t>
             </w:r>
             <w:r>
-              <w:t xml:space="preserve">394000, г. Воронеж, пер. Ленинградская, д. 18, кв. 195</w:t>
+              <w:t xml:space="preserve">143000, г. Одинцово, ш. Гагарина, д. 4, кв. 163</w:t>
             </w:r>
           </w:p>
           <w:p>
@@ -839,13 +839,13 @@
               <w:t xml:space="preserve">ИНН </w:t>
             </w:r>
             <w:r>
-              <w:t xml:space="preserve">634737393389</w:t>
+              <w:t xml:space="preserve">373933819510</w:t>
             </w:r>
             <w:r>
               <w:t xml:space="preserve"> ОГРНИП </w:t>
             </w:r>
             <w:r>
-              <w:t xml:space="preserve">381950217901862</w:t>
+              <w:t xml:space="preserve">302179018600662</w:t>
             </w:r>
           </w:p>
           <w:p>
@@ -853,16 +853,16 @@
               <w:t xml:space="preserve">р/с </w:t>
             </w:r>
             <w:r>
-              <w:t xml:space="preserve">40802810900664549727</w:t>
-            </w:r>
-            <w:r>
-              <w:t xml:space="preserve"> в АО «Альфа-Банк»</w:t>
+              <w:t xml:space="preserve">40802810045497270767</w:t>
+            </w:r>
+            <w:r>
+              <w:t xml:space="preserve"> в ПАО «Банк «Санкт-Петербург»</w:t>
             </w:r>
             <w:r>
               <w:t xml:space="preserve">, БИК </w:t>
             </w:r>
             <w:r>
-              <w:t xml:space="preserve">044525593</w:t>
+              <w:t xml:space="preserve">044030790</w:t>
             </w:r>
           </w:p>
           <w:p>
@@ -870,7 +870,7 @@
               <w:t xml:space="preserve">Тел.: </w:t>
             </w:r>
             <w:r>
-              <w:t xml:space="preserve">+7 (812) 931-62-94 доб. 757</w:t>
+              <w:t xml:space="preserve">+7 (812) 734-59-90</w:t>
             </w:r>
           </w:p>
           <w:p>
@@ -878,7 +878,7 @@
               <w:t xml:space="preserve">E-mail: </w:t>
             </w:r>
             <w:r>
-              <w:t xml:space="preserve">belov@yandex.ru</w:t>
+              <w:t xml:space="preserve">soroka@corp-tehno.ru</w:t>
             </w:r>
           </w:p>
           <w:p/>
@@ -887,7 +887,7 @@
               <w:t xml:space="preserve">ИП ______________ </w:t>
             </w:r>
             <w:r>
-              <w:t xml:space="preserve">Белов Р. Д.</w:t>
+              <w:t xml:space="preserve">Сорока Т. П.</w:t>
             </w:r>
           </w:p>
           <w:tbl>
@@ -935,7 +935,7 @@
                 </w:tcPr>
                 <w:p>
                   <w:r>
-                    <w:t xml:space="preserve">АО «Альфа-Банк»</w:t>
+                    <w:t xml:space="preserve">ПАО «Банк «Санкт-Петербург»</w:t>
                   </w:r>
                 </w:p>
               </w:tc>
@@ -945,7 +945,7 @@
                 </w:tcPr>
                 <w:p>
                   <w:r>
-                    <w:t xml:space="preserve">40802810900664549727</w:t>
+                    <w:t xml:space="preserve">40802810045497270767</w:t>
                   </w:r>
                 </w:p>
               </w:tc>
@@ -967,7 +967,7 @@
                 </w:tcPr>
                 <w:p>
                   <w:r>
-                    <w:t xml:space="preserve">Белов Р. Д.</w:t>
+                    <w:t xml:space="preserve">Сорока Т. П.</w:t>
                   </w:r>
                 </w:p>
               </w:tc>
@@ -988,7 +988,7 @@
         <w:t xml:space="preserve">Исполнитель: _______________ /</w:t>
       </w:r>
       <w:r>
-        <w:t xml:space="preserve">Орлов А. М.</w:t>
+        <w:t xml:space="preserve">Дед О. В.</w:t>
       </w:r>
       <w:r>
         <w:t xml:space="preserve">/</w:t>
@@ -999,7 +999,7 @@
         <w:t xml:space="preserve">Заказчик: _______________ /</w:t>
       </w:r>
       <w:r>
-        <w:t xml:space="preserve">Белов Р. Д.</w:t>
+        <w:t xml:space="preserve">Сорока Т. П.</w:t>
       </w:r>
       <w:r>
         <w:t xml:space="preserve">/</w:t>
@@ -1021,13 +1021,13 @@
       <w:t xml:space="preserve">ООО «Альтаир» · </w:t>
     </w:r>
     <w:r>
-      <w:t xml:space="preserve">+7 (383) 130-91-56</w:t>
+      <w:t xml:space="preserve">+7 (499) 905-61-25</w:t>
     </w:r>
     <w:r>
       <w:t xml:space="preserve"> · </w:t>
     </w:r>
     <w:r>
-      <w:t xml:space="preserve">orlov@inbox.ru</w:t>
+      <w:t xml:space="preserve">ded@romashka.ru</w:t>
     </w:r>
   </w:p>
 </w:hdr>

--- a/tests/corpus_v2/docs/services_0004.docx
+++ b/tests/corpus_v2/docs/services_0004.docx
@@ -454,6 +454,93 @@
         </w:tc>
       </w:tr>
     </w:tbl>
+    <w:p>
+      <w:r>
+        <w:t xml:space="preserve">2.8. </w:t>
+      </w:r>
+      <w:r>
+        <w:t xml:space="preserve">Платёж по налогу перечисляется на код бюджетной классификации </w:t>
+      </w:r>
+      <w:r>
+        <w:t xml:space="preserve">182 101 010 110 110 001 10</w:t>
+      </w:r>
+      <w:r>
+        <w:t xml:space="preserve">, получатель — территориальный орган Федерального казначейства.</w:t>
+      </w:r>
+    </w:p>
+    <w:p>
+      <w:r>
+        <w:t xml:space="preserve">2.9. </w:t>
+      </w:r>
+      <w:r>
+        <w:t xml:space="preserve">Полномочия подтверждаются свидетельством о рождении, выдано </w:t>
+      </w:r>
+      <w:r>
+        <w:t xml:space="preserve">25.07.2019</w:t>
+      </w:r>
+      <w:r>
+        <w:t xml:space="preserve"> отделом ЗАГС.</w:t>
+      </w:r>
+    </w:p>
+    <w:tbl>
+      <w:tblPr>
+        <w:tblW w:w="9360" w:type="dxa"/>
+        <w:tblBorders>
+          <w:top w:val="single" w:sz="4" w:color="auto"/>
+          <w:left w:val="single" w:sz="4" w:color="auto"/>
+          <w:bottom w:val="single" w:sz="4" w:color="auto"/>
+          <w:right w:val="single" w:sz="4" w:color="auto"/>
+          <w:insideH w:val="single" w:sz="4" w:color="auto"/>
+          <w:insideV w:val="single" w:sz="4" w:color="auto"/>
+        </w:tblBorders>
+      </w:tblPr>
+      <w:tblGrid>
+        <w:gridCol w:w="4680"/>
+        <w:gridCol w:w="4680"/>
+      </w:tblGrid>
+      <w:tr>
+        <w:tc>
+          <w:tcPr>
+            <w:tcW w:w="4680" w:type="dxa"/>
+          </w:tcPr>
+          <w:p>
+            <w:r>
+              <w:t xml:space="preserve">7</w:t>
+            </w:r>
+          </w:p>
+        </w:tc>
+        <w:tc>
+          <w:tcPr>
+            <w:tcW w:w="4680" w:type="dxa"/>
+          </w:tcPr>
+          <w:p>
+            <w:r>
+              <w:t xml:space="preserve">РУБ.</w:t>
+            </w:r>
+          </w:p>
+        </w:tc>
+      </w:tr>
+    </w:tbl>
+    <w:p>
+      <w:r>
+        <w:t xml:space="preserve">2.10. </w:t>
+      </w:r>
+      <w:r>
+        <w:t xml:space="preserve">Поставке подлежит насос модели </w:t>
+      </w:r>
+      <w:r>
+        <w:t xml:space="preserve">ЭЦВ-6-10-80h</w:t>
+      </w:r>
+      <w:r>
+        <w:t xml:space="preserve"> и кабель марки </w:t>
+      </w:r>
+      <w:r>
+        <w:t xml:space="preserve">ВВГнг(А)-LSt</w:t>
+      </w:r>
+      <w:r>
+        <w:t xml:space="preserve">.</w:t>
+      </w:r>
+    </w:p>
     <w:p/>
     <w:p>
       <w:r>
@@ -468,7 +555,7 @@
         <w:t xml:space="preserve">3.1. Место исполнения обязательств: </w:t>
       </w:r>
       <w:r>
-        <w:t xml:space="preserve">143400, г. Красногорск, ш. Промышленная, д. 42, кв. 44</w:t>
+        <w:t xml:space="preserve">170100, г. Тверь, бул. Полевая, д. 72, кв. 189</w:t>
       </w:r>
       <w:r>
         <w:t xml:space="preserve">.</w:t>
@@ -485,7 +572,7 @@
         <w:t xml:space="preserve"> по телефону </w:t>
       </w:r>
       <w:r>
-        <w:t xml:space="preserve">+7 (383) 576-81-22</w:t>
+        <w:t xml:space="preserve">+7 (495) 886-82-27</w:t>
       </w:r>
       <w:r>
         <w:t xml:space="preserve">.</w:t>
@@ -496,7 +583,7 @@
         <w:t xml:space="preserve">3.3. Срок исполнения обязательств — </w:t>
       </w:r>
       <w:r>
-        <w:t xml:space="preserve">в течение 7 (Семи) дней с момента подписания акта</w:t>
+        <w:t xml:space="preserve">в течение 45 (Сорока пяти) дней с момента подписания акта</w:t>
       </w:r>
       <w:r>
         <w:t xml:space="preserve">.</w:t>
@@ -555,7 +642,7 @@
         <w:t xml:space="preserve">Сторона, для которой создалась невозможность исполнения, обязана уведомить другую Сторону. Срок уведомления — </w:t>
       </w:r>
       <w:r>
-        <w:t xml:space="preserve">не позднее 15.07.2025</w:t>
+        <w:t xml:space="preserve">не позднее 14.01.2026</w:t>
       </w:r>
       <w:r>
         <w:t xml:space="preserve">.</w:t>
@@ -569,7 +656,7 @@
         <w:t xml:space="preserve">Все споры и разногласия решаются путём переговоров. Претензионный порядок обязателен, срок ответа на претензию — </w:t>
       </w:r>
       <w:r>
-        <w:t xml:space="preserve">в течение шестидесяти рабочих дней с момента поступления денежных средств на расчетный счет</w:t>
+        <w:t xml:space="preserve">в течение десяти рабочих дней с момента поступления денежных средств на расчетный счет</w:t>
       </w:r>
       <w:r>
         <w:t xml:space="preserve">.</w:t>
@@ -594,10 +681,10 @@
         <w:rPr>
           <w:b/>
         </w:rPr>
-        <w:t xml:space="preserve">34Ф-30</w:t>
-      </w:r>
-      <w:r>
-        <w:t xml:space="preserve">960/23-647Д</w:t>
+        <w:t xml:space="preserve">53Ф-82</w:t>
+      </w:r>
+      <w:r>
+        <w:t xml:space="preserve">756/18-696Д</w:t>
       </w:r>
       <w:r>
         <w:t xml:space="preserve">.</w:t>
@@ -611,10 +698,10 @@
         <w:rPr>
           <w:b/>
         </w:rPr>
-        <w:t xml:space="preserve">не менее 179</w:t>
-      </w:r>
-      <w:r>
-        <w:t xml:space="preserve">0000,9 (Одного миллиона семисот девяноста тысяч) RUB</w:t>
+        <w:t xml:space="preserve">не менее 7570</w:t>
+      </w:r>
+      <w:r>
+        <w:t xml:space="preserve">0000,5 (Семидесяти пяти миллионов семисот тысяч) RUB</w:t>
       </w:r>
       <w:r>
         <w:t xml:space="preserve">.</w:t>
@@ -730,7 +817,15 @@
               <w:t xml:space="preserve">Юридический адрес: </w:t>
             </w:r>
             <w:r>
-              <w:t xml:space="preserve">630099, г. Новосибирск, ул. Космонавтов, д. 38, кв. 192</w:t>
+              <w:t xml:space="preserve">344002, г. Ростов-на-Дону, пер. Советская, д. 88, кв. 177</w:t>
+            </w:r>
+          </w:p>
+          <w:p>
+            <w:r>
+              <w:t xml:space="preserve">Почтовый адрес: </w:t>
+            </w:r>
+            <w:r>
+              <w:t xml:space="preserve">170100, г. Тверь, проезд Победы, д. 53, кв. 170</w:t>
             </w:r>
           </w:p>
           <w:p>
@@ -785,7 +880,7 @@
               <w:t xml:space="preserve">Тел.: </w:t>
             </w:r>
             <w:r>
-              <w:t xml:space="preserve">+7 (499) 450-27-44</w:t>
+              <w:t xml:space="preserve">+7 (846) 265-80-13</w:t>
             </w:r>
           </w:p>
           <w:p>
@@ -793,7 +888,7 @@
               <w:t xml:space="preserve">E-mail: </w:t>
             </w:r>
             <w:r>
-              <w:t xml:space="preserve">ded@inbox.ru</w:t>
+              <w:t xml:space="preserve">ded@list.ru</w:t>
             </w:r>
           </w:p>
           <w:p/>
@@ -831,7 +926,7 @@
               <w:t xml:space="preserve">Адрес регистрации: </w:t>
             </w:r>
             <w:r>
-              <w:t xml:space="preserve">143000, г. Одинцово, ш. Гагарина, д. 4, кв. 163</w:t>
+              <w:t xml:space="preserve">443010, г. Самара, проезд Промышленная, д. 81, кв. 66</w:t>
             </w:r>
           </w:p>
           <w:p>
@@ -870,7 +965,7 @@
               <w:t xml:space="preserve">Тел.: </w:t>
             </w:r>
             <w:r>
-              <w:t xml:space="preserve">+7 (812) 734-59-90</w:t>
+              <w:t xml:space="preserve">+7 (499) 905-61-25</w:t>
             </w:r>
           </w:p>
           <w:p>
@@ -878,7 +973,7 @@
               <w:t xml:space="preserve">E-mail: </w:t>
             </w:r>
             <w:r>
-              <w:t xml:space="preserve">soroka@corp-tehno.ru</w:t>
+              <w:t xml:space="preserve">soroka@romashka.ru</w:t>
             </w:r>
           </w:p>
           <w:p/>
@@ -1021,7 +1116,7 @@
       <w:t xml:space="preserve">ООО «Альтаир» · </w:t>
     </w:r>
     <w:r>
-      <w:t xml:space="preserve">+7 (499) 905-61-25</w:t>
+      <w:t xml:space="preserve">+7 (499) 188-13-28</w:t>
     </w:r>
     <w:r>
       <w:t xml:space="preserve"> · </w:t>

--- a/tests/corpus_v2/docs/services_0004.docx
+++ b/tests/corpus_v2/docs/services_0004.docx
@@ -120,7 +120,7 @@
         <w:t xml:space="preserve">Услуги считаются оказанными после подписания Сторонами акта сдачи-приёмки. Срок оплаты — </w:t>
       </w:r>
       <w:r>
-        <w:t xml:space="preserve">в течение 14 дней с момента поступления денежных средств на расчетный счет</w:t>
+        <w:t xml:space="preserve">в течение 60 дней с момента поступления денежных средств на расчетный счет</w:t>
       </w:r>
       <w:r>
         <w:t xml:space="preserve">.</w:t>
@@ -132,6 +132,101 @@
       </w:r>
       <w:r>
         <w:t xml:space="preserve">Заказчик вправе в любое время проверять ход и качество оказываемых услуг, не вмешиваясь в деятельность Исполнителя.</w:t>
+      </w:r>
+    </w:p>
+    <w:p>
+      <w:r>
+        <w:t xml:space="preserve">1.5. </w:t>
+      </w:r>
+      <w:r>
+        <w:t xml:space="preserve">Партия сопровождается накладной формы ТОРГ-12 № </w:t>
+      </w:r>
+      <w:r>
+        <w:t xml:space="preserve">044688197</w:t>
+      </w:r>
+      <w:r>
+        <w:t xml:space="preserve">. Позиция учитывается в каталоге поставщика под номером </w:t>
+      </w:r>
+      <w:r>
+        <w:t xml:space="preserve">049877504</w:t>
+      </w:r>
+      <w:r>
+        <w:t xml:space="preserve">. Серийный номер агрегата — </w:t>
+      </w:r>
+      <w:r>
+        <w:t xml:space="preserve">040826756</w:t>
+      </w:r>
+      <w:r>
+        <w:t xml:space="preserve">.</w:t>
+      </w:r>
+    </w:p>
+    <w:p>
+      <w:r>
+        <w:t xml:space="preserve">1.6. </w:t>
+      </w:r>
+      <w:r>
+        <w:t xml:space="preserve">Расходы отражаются по коду цели </w:t>
+      </w:r>
+      <w:r>
+        <w:t xml:space="preserve">043802373</w:t>
+      </w:r>
+      <w:r>
+        <w:t xml:space="preserve">, установленному приказом Минфина России от 01.12.2010 № 157н. </w:t>
+      </w:r>
+      <w:r>
+        <w:t xml:space="preserve">БИК банка Стороны в настоящем разделе не приводится; номер заявки на открытие счёта — </w:t>
+      </w:r>
+      <w:r>
+        <w:t xml:space="preserve">044624319</w:t>
+      </w:r>
+      <w:r>
+        <w:t xml:space="preserve">.</w:t>
+      </w:r>
+    </w:p>
+    <w:p>
+      <w:r>
+        <w:t xml:space="preserve">1.7. </w:t>
+      </w:r>
+      <w:r>
+        <w:t xml:space="preserve">Расчёты за коммунальные услуги ведутся по лицевому счёту абонента </w:t>
+      </w:r>
+      <w:r>
+        <w:t xml:space="preserve">81231742314</w:t>
+      </w:r>
+      <w:r>
+        <w:t xml:space="preserve">. Спецификация зарегистрирована за номером </w:t>
+      </w:r>
+      <w:r>
+        <w:t xml:space="preserve">82915051249</w:t>
+      </w:r>
+      <w:r>
+        <w:t xml:space="preserve">. Прибор учёта имеет заводской номер </w:t>
+      </w:r>
+      <w:r>
+        <w:t xml:space="preserve">86063403821</w:t>
+      </w:r>
+      <w:r>
+        <w:t xml:space="preserve">.</w:t>
+      </w:r>
+    </w:p>
+    <w:p>
+      <w:r>
+        <w:t xml:space="preserve">1.8. </w:t>
+      </w:r>
+      <w:r>
+        <w:t xml:space="preserve">Партия внесена в реестр под номером </w:t>
+      </w:r>
+      <w:r>
+        <w:t xml:space="preserve">81406966462</w:t>
+      </w:r>
+      <w:r>
+        <w:t xml:space="preserve">, как предусмотрено пунктом 2 статьи 434 Гражданского кодекса Российской Федерации. Уведомление о регистрации имеет исходящий № </w:t>
+      </w:r>
+      <w:r>
+        <w:t xml:space="preserve">86208757770</w:t>
+      </w:r>
+      <w:r>
+        <w:t xml:space="preserve">.</w:t>
       </w:r>
     </w:p>
     <w:p/>
@@ -148,7 +243,7 @@
         <w:t xml:space="preserve">2.1. Общая цена Договора: </w:t>
       </w:r>
       <w:r>
-        <w:t xml:space="preserve">не более 20 900 000 (Двадцати миллионов девятисот тысяч) рублей 5 коп.</w:t>
+        <w:t xml:space="preserve">не более 666 000 (Шестисот шестидесяти шести тысяч) рублей 5 коп.</w:t>
       </w:r>
       <w:r>
         <w:t xml:space="preserve">, НДС не облагается, т.к. применяется УСН</w:t>
@@ -173,7 +268,7 @@
         <w:t xml:space="preserve">2.3. Срок оплаты — </w:t>
       </w:r>
       <w:r>
-        <w:t xml:space="preserve">в течение тридцати календарных дней с момента заключения контракта</w:t>
+        <w:t xml:space="preserve">в течение десяти календарных дней с момента заключения контракта</w:t>
       </w:r>
       <w:r>
         <w:t xml:space="preserve">.</w:t>
@@ -193,7 +288,7 @@
         <w:t xml:space="preserve">, артикул </w:t>
       </w:r>
       <w:r>
-        <w:t xml:space="preserve">RM-1807-73</w:t>
+        <w:t xml:space="preserve">RM-3444-73</w:t>
       </w:r>
       <w:r>
         <w:t xml:space="preserve">, код </w:t>
@@ -253,49 +348,49 @@
         <w:t xml:space="preserve">. Товар отгружается с сопроводительным документом паспорт качества № </w:t>
       </w:r>
       <w:r>
-        <w:t xml:space="preserve">30 04 987043</w:t>
+        <w:t xml:space="preserve">22 01 414155</w:t>
       </w:r>
       <w:r>
         <w:t xml:space="preserve">. К партии приложен паспорт изделия № </w:t>
       </w:r>
       <w:r>
-        <w:t xml:space="preserve">12 09 195513</w:t>
+        <w:t xml:space="preserve">07 09 088477</w:t>
       </w:r>
       <w:r>
         <w:t xml:space="preserve">. Оборудование поставляется с паспортом транспортного средства № </w:t>
       </w:r>
       <w:r>
-        <w:t xml:space="preserve">96 18 300719</w:t>
+        <w:t xml:space="preserve">93 13 787596</w:t>
       </w:r>
       <w:r>
         <w:t xml:space="preserve">. Приёмка производится согласно техническому паспорту </w:t>
       </w:r>
       <w:r>
-        <w:t xml:space="preserve">08 12 711683</w:t>
+        <w:t xml:space="preserve">18 14 586315</w:t>
       </w:r>
       <w:r>
         <w:t xml:space="preserve">. СНИЛС не указан, номер заказа </w:t>
       </w:r>
       <w:r>
-        <w:t xml:space="preserve">160-160-367 38</w:t>
+        <w:t xml:space="preserve">894-770-706 29</w:t>
       </w:r>
       <w:r>
         <w:t xml:space="preserve">. Дата рождения не проставлена, документ выдан </w:t>
       </w:r>
       <w:r>
-        <w:t xml:space="preserve">14.05.2018</w:t>
+        <w:t xml:space="preserve">04.08.2022</w:t>
       </w:r>
       <w:r>
         <w:t xml:space="preserve">. Код подразделения, см. артикул </w:t>
       </w:r>
       <w:r>
-        <w:t xml:space="preserve">872-584</w:t>
+        <w:t xml:space="preserve">206-637</w:t>
       </w:r>
       <w:r>
         <w:t xml:space="preserve">. Цена — </w:t>
       </w:r>
       <w:r>
-        <w:t xml:space="preserve">345002 рубля</w:t>
+        <w:t xml:space="preserve">81100002 рубля</w:t>
       </w:r>
       <w:r>
         <w:t xml:space="preserve">.</w:t>
@@ -309,25 +404,25 @@
         <w:t xml:space="preserve">Товар маркирован штрихкодом </w:t>
       </w:r>
       <w:r>
-        <w:t xml:space="preserve">4603865050412</w:t>
+        <w:t xml:space="preserve">4601005370505</w:t>
       </w:r>
       <w:r>
         <w:t xml:space="preserve">. Код контрагента по ОКПО — </w:t>
       </w:r>
       <w:r>
-        <w:t xml:space="preserve">6208757770</w:t>
+        <w:t xml:space="preserve">3068251079</w:t>
       </w:r>
       <w:r>
         <w:t xml:space="preserve">. Оборудование учтено под инвентарным номером </w:t>
       </w:r>
       <w:r>
-        <w:t xml:space="preserve">041108144</w:t>
+        <w:t xml:space="preserve">047172048</w:t>
       </w:r>
       <w:r>
         <w:t xml:space="preserve">, складской позиции присвоен номер </w:t>
       </w:r>
       <w:r>
-        <w:t xml:space="preserve">452958909</w:t>
+        <w:t xml:space="preserve">944925103</w:t>
       </w:r>
       <w:r>
         <w:t xml:space="preserve">.</w:t>
@@ -341,19 +436,19 @@
         <w:t xml:space="preserve">Оплата по счёту-фактуре на КБК </w:t>
       </w:r>
       <w:r>
-        <w:t xml:space="preserve">18210101011011000129</w:t>
+        <w:t xml:space="preserve">18210101011011000126</w:t>
       </w:r>
       <w:r>
         <w:t xml:space="preserve">. ИНН не присвоен, регистрационный № </w:t>
       </w:r>
       <w:r>
-        <w:t xml:space="preserve">6695961752</w:t>
+        <w:t xml:space="preserve">2699929991</w:t>
       </w:r>
       <w:r>
         <w:t xml:space="preserve">. ИНН не присвоен, платёжный документ № </w:t>
       </w:r>
       <w:r>
-        <w:t xml:space="preserve">240264529362</w:t>
+        <w:t xml:space="preserve">192784206988</w:t>
       </w:r>
       <w:r>
         <w:t xml:space="preserve">. Заказчик действует в лице </w:t>
@@ -373,13 +468,13 @@
         <w:t xml:space="preserve">Массовая доля влаги в товаре — </w:t>
       </w:r>
       <w:r>
-        <w:t xml:space="preserve">не более 16 %</w:t>
+        <w:t xml:space="preserve">не более 9 %</w:t>
       </w:r>
       <w:r>
         <w:t xml:space="preserve">. Товар подлежит хранению </w:t>
       </w:r>
       <w:r>
-        <w:t xml:space="preserve">в течение 48 часов</w:t>
+        <w:t xml:space="preserve">в течение 24 часов</w:t>
       </w:r>
       <w:r>
         <w:t xml:space="preserve"> при температуре не выше +4 °C. Срок исковой давности по требованиям, вытекающим из Договора, составляет </w:t>
@@ -448,7 +543,7 @@
           </w:tcPr>
           <w:p>
             <w:r>
-              <w:t xml:space="preserve">7515765823</w:t>
+              <w:t xml:space="preserve">1564610205</w:t>
             </w:r>
           </w:p>
         </w:tc>
@@ -476,7 +571,7 @@
         <w:t xml:space="preserve">Полномочия подтверждаются свидетельством о рождении, выдано </w:t>
       </w:r>
       <w:r>
-        <w:t xml:space="preserve">25.07.2019</w:t>
+        <w:t xml:space="preserve">18.07.2010</w:t>
       </w:r>
       <w:r>
         <w:t xml:space="preserve"> отделом ЗАГС.</w:t>
@@ -505,7 +600,7 @@
           </w:tcPr>
           <w:p>
             <w:r>
-              <w:t xml:space="preserve">7</w:t>
+              <w:t xml:space="preserve">3</w:t>
             </w:r>
           </w:p>
         </w:tc>
@@ -555,7 +650,7 @@
         <w:t xml:space="preserve">3.1. Место исполнения обязательств: </w:t>
       </w:r>
       <w:r>
-        <w:t xml:space="preserve">170100, г. Тверь, бул. Полевая, д. 72, кв. 189</w:t>
+        <w:t xml:space="preserve">630099, г. Новосибирск, ул. Баумана, д. 33, кв. 32</w:t>
       </w:r>
       <w:r>
         <w:t xml:space="preserve">.</w:t>
@@ -572,7 +667,7 @@
         <w:t xml:space="preserve"> по телефону </w:t>
       </w:r>
       <w:r>
-        <w:t xml:space="preserve">+7 (495) 886-82-27</w:t>
+        <w:t xml:space="preserve">+7 (846) 706-67-84</w:t>
       </w:r>
       <w:r>
         <w:t xml:space="preserve">.</w:t>
@@ -583,7 +678,111 @@
         <w:t xml:space="preserve">3.3. Срок исполнения обязательств — </w:t>
       </w:r>
       <w:r>
-        <w:t xml:space="preserve">в течение 45 (Сорока пяти) дней с момента подписания акта</w:t>
+        <w:t xml:space="preserve">в течение 60 (Шестидесяти) дней с момента подписания акта</w:t>
+      </w:r>
+      <w:r>
+        <w:t xml:space="preserve">.</w:t>
+      </w:r>
+    </w:p>
+    <w:p>
+      <w:r>
+        <w:t xml:space="preserve">3.4. </w:t>
+      </w:r>
+      <w:r>
+        <w:t xml:space="preserve">Работы выполняются за счёт средств бюджета по коду бюджетной классификации </w:t>
+      </w:r>
+      <w:r>
+        <w:t xml:space="preserve">18222506291867839221</w:t>
+      </w:r>
+      <w:r>
+        <w:t xml:space="preserve">. Счётчик имеет заводской номер </w:t>
+      </w:r>
+      <w:r>
+        <w:t xml:space="preserve">39430204917549053314</w:t>
+      </w:r>
+      <w:r>
+        <w:t xml:space="preserve">.</w:t>
+      </w:r>
+    </w:p>
+    <w:p>
+      <w:r>
+        <w:t xml:space="preserve">3.5. </w:t>
+      </w:r>
+      <w:r>
+        <w:t xml:space="preserve">Счёт на оплату содержит УИН </w:t>
+      </w:r>
+      <w:r>
+        <w:t xml:space="preserve">18209593204638811764</w:t>
+      </w:r>
+      <w:r>
+        <w:t xml:space="preserve">. Счёт-проформа зарегистрирован за номером </w:t>
+      </w:r>
+      <w:r>
+        <w:t xml:space="preserve">77737062449721400143</w:t>
+      </w:r>
+      <w:r>
+        <w:t xml:space="preserve">. В силу статьи 855 Гражданского кодекса Российской Федерации списание со счёта ведётся по коду вида дохода </w:t>
+      </w:r>
+      <w:r>
+        <w:t xml:space="preserve">18210857986281743743</w:t>
+      </w:r>
+      <w:r>
+        <w:t xml:space="preserve">.</w:t>
+      </w:r>
+    </w:p>
+    <w:p>
+      <w:r>
+        <w:t xml:space="preserve">3.6. </w:t>
+      </w:r>
+      <w:r>
+        <w:t xml:space="preserve">ИНН иностранному контрагенту не присваивается, номер в торговом реестре </w:t>
+      </w:r>
+      <w:r>
+        <w:t xml:space="preserve">1407745182</w:t>
+      </w:r>
+      <w:r>
+        <w:t xml:space="preserve">. ИНН см. в приложении; спецификация № </w:t>
+      </w:r>
+      <w:r>
+        <w:t xml:space="preserve">3168663658</w:t>
+      </w:r>
+      <w:r>
+        <w:t xml:space="preserve">. В силу статьи 84 Налогового кодекса Российской Федерации ИНН присваивается налоговым органом; номер решения — </w:t>
+      </w:r>
+      <w:r>
+        <w:t xml:space="preserve">4881146130</w:t>
+      </w:r>
+      <w:r>
+        <w:t xml:space="preserve">.</w:t>
+      </w:r>
+    </w:p>
+    <w:p>
+      <w:r>
+        <w:t xml:space="preserve">3.7. </w:t>
+      </w:r>
+      <w:r>
+        <w:t xml:space="preserve">Партии присвоен номер прослеживаемости </w:t>
+      </w:r>
+      <w:r>
+        <w:t xml:space="preserve">1129255755</w:t>
+      </w:r>
+      <w:r>
+        <w:t xml:space="preserve">. Содержание примеси не превышает </w:t>
+      </w:r>
+      <w:r>
+        <w:t xml:space="preserve">2,5 %</w:t>
+      </w:r>
+      <w:r>
+        <w:t xml:space="preserve">. Прибор имеет погрешность не более </w:t>
+      </w:r>
+      <w:r>
+        <w:t xml:space="preserve">0,3 %</w:t>
+      </w:r>
+      <w:r>
+        <w:t xml:space="preserve">. Станок имеет заводской номер </w:t>
+      </w:r>
+      <w:r>
+        <w:t xml:space="preserve">5730341806</w:t>
       </w:r>
       <w:r>
         <w:t xml:space="preserve">.</w:t>
@@ -642,7 +841,7 @@
         <w:t xml:space="preserve">Сторона, для которой создалась невозможность исполнения, обязана уведомить другую Сторону. Срок уведомления — </w:t>
       </w:r>
       <w:r>
-        <w:t xml:space="preserve">не позднее 14.01.2026</w:t>
+        <w:t xml:space="preserve">не позднее 16.11.2026</w:t>
       </w:r>
       <w:r>
         <w:t xml:space="preserve">.</w:t>
@@ -656,7 +855,125 @@
         <w:t xml:space="preserve">Все споры и разногласия решаются путём переговоров. Претензионный порядок обязателен, срок ответа на претензию — </w:t>
       </w:r>
       <w:r>
-        <w:t xml:space="preserve">в течение десяти рабочих дней с момента поступления денежных средств на расчетный счет</w:t>
+        <w:t xml:space="preserve">в течение пяти рабочих дней с момента поступления денежных средств на расчетный счет</w:t>
+      </w:r>
+      <w:r>
+        <w:t xml:space="preserve">.</w:t>
+      </w:r>
+    </w:p>
+    <w:p>
+      <w:r>
+        <w:t xml:space="preserve">4.6. </w:t>
+      </w:r>
+      <w:r>
+        <w:t xml:space="preserve">ИНН физического лица отсутствует, лицевой счёт абонента </w:t>
+      </w:r>
+      <w:r>
+        <w:t xml:space="preserve">322314241111</w:t>
+      </w:r>
+      <w:r>
+        <w:t xml:space="preserve">. ИНН приведён в приложении, код позиции </w:t>
+      </w:r>
+      <w:r>
+        <w:t xml:space="preserve">758860942604</w:t>
+      </w:r>
+      <w:r>
+        <w:t xml:space="preserve">. ИНН физического лица обрабатывается в порядке статьи 86 Налогового кодекса Российской Федерации; номер запроса — </w:t>
+      </w:r>
+      <w:r>
+        <w:t xml:space="preserve">147497538356</w:t>
+      </w:r>
+      <w:r>
+        <w:t xml:space="preserve">.</w:t>
+      </w:r>
+    </w:p>
+    <w:p>
+      <w:r>
+        <w:t xml:space="preserve">4.7. </w:t>
+      </w:r>
+      <w:r>
+        <w:t xml:space="preserve">Номер товарной накладной на партию — </w:t>
+      </w:r>
+      <w:r>
+        <w:t xml:space="preserve">890202683978</w:t>
+      </w:r>
+      <w:r>
+        <w:t xml:space="preserve">. Контрольный модуль имеет заводской номер </w:t>
+      </w:r>
+      <w:r>
+        <w:t xml:space="preserve">729366442404</w:t>
+      </w:r>
+      <w:r>
+        <w:t xml:space="preserve">. Проектный уклон кровли — </w:t>
+      </w:r>
+      <w:r>
+        <w:t xml:space="preserve">4 %</w:t>
+      </w:r>
+      <w:r>
+        <w:t xml:space="preserve">.</w:t>
+      </w:r>
+    </w:p>
+    <w:p>
+      <w:r>
+        <w:t xml:space="preserve">4.8. </w:t>
+      </w:r>
+      <w:r>
+        <w:t xml:space="preserve">Предельная доля иностранного участия по закону — </w:t>
+      </w:r>
+      <w:r>
+        <w:t xml:space="preserve">20 %</w:t>
+      </w:r>
+      <w:r>
+        <w:t xml:space="preserve"> согласно Федеральному закону об иностранных инвестициях. Приложением № 3 установлена доля брака не более </w:t>
+      </w:r>
+      <w:r>
+        <w:t xml:space="preserve">2,7 %</w:t>
+      </w:r>
+      <w:r>
+        <w:t xml:space="preserve">.</w:t>
+      </w:r>
+    </w:p>
+    <w:p>
+      <w:r>
+        <w:t xml:space="preserve">4.9. </w:t>
+      </w:r>
+      <w:r>
+        <w:t xml:space="preserve">Изготовитель установил срок годности </w:t>
+      </w:r>
+      <w:r>
+        <w:t xml:space="preserve">в течение 24 месяцев</w:t>
+      </w:r>
+      <w:r>
+        <w:t xml:space="preserve"> с даты изготовления. Бетонная смесь выдерживается </w:t>
+      </w:r>
+      <w:r>
+        <w:t xml:space="preserve">в течение 48 часов</w:t>
+      </w:r>
+      <w:r>
+        <w:t xml:space="preserve"> при температуре не ниже +5 °C.</w:t>
+      </w:r>
+    </w:p>
+    <w:p>
+      <w:r>
+        <w:t xml:space="preserve">4.10. </w:t>
+      </w:r>
+      <w:r>
+        <w:t xml:space="preserve">Требования к качеству работ могут быть предъявлены </w:t>
+      </w:r>
+      <w:r>
+        <w:t xml:space="preserve">в течение одного года</w:t>
+      </w:r>
+      <w:r>
+        <w:t xml:space="preserve">, как установлено статьёй 725 Гражданского кодекса Российской Федерации. Общество осуществляет деятельность </w:t>
+      </w:r>
+      <w:r>
+        <w:t xml:space="preserve">в течение 9 лет</w:t>
+      </w:r>
+      <w:r>
+        <w:t xml:space="preserve">. Отчётный период по Договору завершается </w:t>
+      </w:r>
+      <w:r>
+        <w:t xml:space="preserve">не позднее 05.01.2027</w:t>
       </w:r>
       <w:r>
         <w:t xml:space="preserve">.</w:t>
@@ -681,10 +998,10 @@
         <w:rPr>
           <w:b/>
         </w:rPr>
-        <w:t xml:space="preserve">53Ф-82</w:t>
-      </w:r>
-      <w:r>
-        <w:t xml:space="preserve">756/18-696Д</w:t>
+        <w:t xml:space="preserve">15Ф-25</w:t>
+      </w:r>
+      <w:r>
+        <w:t xml:space="preserve">725/14-098Д</w:t>
       </w:r>
       <w:r>
         <w:t xml:space="preserve">.</w:t>
@@ -698,10 +1015,10 @@
         <w:rPr>
           <w:b/>
         </w:rPr>
-        <w:t xml:space="preserve">не менее 7570</w:t>
-      </w:r>
-      <w:r>
-        <w:t xml:space="preserve">0000,5 (Семидесяти пяти миллионов семисот тысяч) RUB</w:t>
+        <w:t xml:space="preserve">не менее 5880</w:t>
+      </w:r>
+      <w:r>
+        <w:t xml:space="preserve">0000,4 (Пятидесяти восьми миллионов восьмисот тысяч) RUB</w:t>
       </w:r>
       <w:r>
         <w:t xml:space="preserve">.</w:t>
@@ -817,15 +1134,7 @@
               <w:t xml:space="preserve">Юридический адрес: </w:t>
             </w:r>
             <w:r>
-              <w:t xml:space="preserve">344002, г. Ростов-на-Дону, пер. Советская, д. 88, кв. 177</w:t>
-            </w:r>
-          </w:p>
-          <w:p>
-            <w:r>
-              <w:t xml:space="preserve">Почтовый адрес: </w:t>
-            </w:r>
-            <w:r>
-              <w:t xml:space="preserve">170100, г. Тверь, проезд Победы, д. 53, кв. 170</w:t>
+              <w:t xml:space="preserve">141400, г. Химки, проезд Кирова, д. 68, кв. 113</w:t>
             </w:r>
           </w:p>
           <w:p>
@@ -880,7 +1189,7 @@
               <w:t xml:space="preserve">Тел.: </w:t>
             </w:r>
             <w:r>
-              <w:t xml:space="preserve">+7 (846) 265-80-13</w:t>
+              <w:t xml:space="preserve">+7 (843) 208-29-97</w:t>
             </w:r>
           </w:p>
           <w:p>
@@ -888,7 +1197,7 @@
               <w:t xml:space="preserve">E-mail: </w:t>
             </w:r>
             <w:r>
-              <w:t xml:space="preserve">ded@list.ru</w:t>
+              <w:t xml:space="preserve">ded@gmail.com</w:t>
             </w:r>
           </w:p>
           <w:p/>
@@ -926,7 +1235,7 @@
               <w:t xml:space="preserve">Адрес регистрации: </w:t>
             </w:r>
             <w:r>
-              <w:t xml:space="preserve">443010, г. Самара, проезд Промышленная, д. 81, кв. 66</w:t>
+              <w:t xml:space="preserve">170100, г. Тверь, пер. Профсоюзная, д. 64, кв. 142</w:t>
             </w:r>
           </w:p>
           <w:p>
@@ -965,7 +1274,7 @@
               <w:t xml:space="preserve">Тел.: </w:t>
             </w:r>
             <w:r>
-              <w:t xml:space="preserve">+7 (499) 905-61-25</w:t>
+              <w:t xml:space="preserve">+7 (499) 444-60-73</w:t>
             </w:r>
           </w:p>
           <w:p>
@@ -1116,13 +1425,13 @@
       <w:t xml:space="preserve">ООО «Альтаир» · </w:t>
     </w:r>
     <w:r>
-      <w:t xml:space="preserve">+7 (499) 188-13-28</w:t>
+      <w:t xml:space="preserve">+7 (843) 637-69-24</w:t>
     </w:r>
     <w:r>
       <w:t xml:space="preserve"> · </w:t>
     </w:r>
     <w:r>
-      <w:t xml:space="preserve">ded@romashka.ru</w:t>
+      <w:t xml:space="preserve">ded@inbox.ru</w:t>
     </w:r>
   </w:p>
 </w:hdr>

--- a/tests/corpus_v2/docs/services_0004.docx
+++ b/tests/corpus_v2/docs/services_0004.docx
@@ -1085,6 +1085,37 @@
         </w:tc>
       </w:tr>
     </w:tbl>
+    <w:p/>
+    <w:p>
+      <w:r>
+        <w:rPr>
+          <w:b/>
+        </w:rPr>
+        <w:t xml:space="preserve">6. ОСОБЫЕ УСЛОВИЯ ОТДЕЛЬНЫХ ВИДОВ ДАННЫХ</w:t>
+      </w:r>
+    </w:p>
+    <w:p>
+      <w:r>
+        <w:t xml:space="preserve">6.1. Полномочия представителя подтверждены доверенностью, реестровый номер </w:t>
+      </w:r>
+      <w:r>
+        <w:t xml:space="preserve">16/89-н/16-2024-3-215</w:t>
+      </w:r>
+      <w:r>
+        <w:t xml:space="preserve">.</w:t>
+      </w:r>
+    </w:p>
+    <w:p>
+      <w:r>
+        <w:t xml:space="preserve">6.2. Для сопоставления в учёте указывается: </w:t>
+      </w:r>
+      <w:r>
+        <w:t xml:space="preserve">срок действия 12/2024-06/2025</w:t>
+      </w:r>
+      <w:r>
+        <w:t xml:space="preserve">.</w:t>
+      </w:r>
+    </w:p>
     <w:p/>
     <w:p>
       <w:r>

--- a/tests/corpus_v2/docs/services_0004.docx
+++ b/tests/corpus_v2/docs/services_0004.docx
@@ -1096,21 +1096,87 @@
     </w:p>
     <w:p>
       <w:r>
-        <w:t xml:space="preserve">6.1. Полномочия представителя подтверждены доверенностью, реестровый номер </w:t>
-      </w:r>
-      <w:r>
-        <w:t xml:space="preserve">16/89-н/16-2024-3-215</w:t>
-      </w:r>
-      <w:r>
-        <w:t xml:space="preserve">.</w:t>
-      </w:r>
-    </w:p>
-    <w:p>
-      <w:r>
-        <w:t xml:space="preserve">6.2. Для сопоставления в учёте указывается: </w:t>
-      </w:r>
-      <w:r>
-        <w:t xml:space="preserve">срок действия 12/2024-06/2025</w:t>
+        <w:t xml:space="preserve">6.1. Работы выполняются на основании ранее заключённого Договора № </w:t>
+      </w:r>
+      <w:r>
+        <w:t xml:space="preserve">17595/001-сс</w:t>
+      </w:r>
+      <w:r>
+        <w:t xml:space="preserve"> между теми же сторонами.</w:t>
+      </w:r>
+    </w:p>
+    <w:p>
+      <w:r>
+        <w:t xml:space="preserve">6.2. Первичные документы: </w:t>
+      </w:r>
+      <w:r>
+        <w:t xml:space="preserve">лицензия Л035-01298-77/00123456 Рособрнадзора</w:t>
+      </w:r>
+      <w:r>
+        <w:t xml:space="preserve">.</w:t>
+      </w:r>
+    </w:p>
+    <w:p>
+      <w:r>
+        <w:t xml:space="preserve">6.3. Запись о лицензии внесена в реестр за регистрационным номером </w:t>
+      </w:r>
+      <w:r>
+        <w:t xml:space="preserve">144625873</w:t>
+      </w:r>
+      <w:r>
+        <w:t xml:space="preserve">.</w:t>
+      </w:r>
+    </w:p>
+    <w:p>
+      <w:r>
+        <w:t xml:space="preserve">6.4. Внутренний учёт ведётся отдельно: </w:t>
+      </w:r>
+      <w:r>
+        <w:t xml:space="preserve">сведения внесены в реестр, номер записи не присвоен</w:t>
+      </w:r>
+      <w:r>
+        <w:t xml:space="preserve">.</w:t>
+      </w:r>
+    </w:p>
+    <w:p>
+      <w:r>
+        <w:t xml:space="preserve">6.5. Полномочия представителя подтверждены доверенностью, реестровый номер </w:t>
+      </w:r>
+      <w:r>
+        <w:t xml:space="preserve">50/121-н/50-2023-4-88</w:t>
+      </w:r>
+      <w:r>
+        <w:t xml:space="preserve">.</w:t>
+      </w:r>
+    </w:p>
+    <w:p>
+      <w:r>
+        <w:t xml:space="preserve">6.6. Для сопоставления в учёте указывается: </w:t>
+      </w:r>
+      <w:r>
+        <w:t xml:space="preserve">ГОСТ Р 52044-2003</w:t>
+      </w:r>
+      <w:r>
+        <w:t xml:space="preserve">.</w:t>
+      </w:r>
+    </w:p>
+    <w:p>
+      <w:r>
+        <w:t xml:space="preserve">6.7. Решение принято большинством в </w:t>
+      </w:r>
+      <w:r>
+        <w:t xml:space="preserve">25,5 % голосов от общего числа</w:t>
+      </w:r>
+      <w:r>
+        <w:t xml:space="preserve"> от общего числа голосов членов совета директоров.</w:t>
+      </w:r>
+    </w:p>
+    <w:p>
+      <w:r>
+        <w:t xml:space="preserve">6.8. Кворум определяется уставом: </w:t>
+      </w:r>
+      <w:r>
+        <w:t xml:space="preserve">большинством в две трети голосов</w:t>
       </w:r>
       <w:r>
         <w:t xml:space="preserve">.</w:t>

--- a/tests/corpus_v2/docs/services_0004.docx
+++ b/tests/corpus_v2/docs/services_0004.docx
@@ -1096,10 +1096,32 @@
     </w:p>
     <w:p>
       <w:r>
-        <w:t xml:space="preserve">6.1. Работы выполняются на основании ранее заключённого Договора № </w:t>
-      </w:r>
-      <w:r>
-        <w:t xml:space="preserve">17595/001-сс</w:t>
+        <w:t xml:space="preserve">6.1. Стороны ранее заключили </w:t>
+      </w:r>
+      <w:r>
+        <w:t xml:space="preserve">договор поставки</w:t>
+      </w:r>
+      <w:r>
+        <w:t xml:space="preserve"> на сопоставимых условиях.</w:t>
+      </w:r>
+    </w:p>
+    <w:p>
+      <w:r>
+        <w:t xml:space="preserve">6.2. Прочие условия: </w:t>
+      </w:r>
+      <w:r>
+        <w:t xml:space="preserve">отношения сторон регулируются гражданским законодательством</w:t>
+      </w:r>
+      <w:r>
+        <w:t xml:space="preserve">.</w:t>
+      </w:r>
+    </w:p>
+    <w:p>
+      <w:r>
+        <w:t xml:space="preserve">6.3. Работы выполняются на основании ранее заключённого Договора № </w:t>
+      </w:r>
+      <w:r>
+        <w:t xml:space="preserve">118/2024-А</w:t>
       </w:r>
       <w:r>
         <w:t xml:space="preserve"> между теми же сторонами.</w:t>
@@ -1107,29 +1129,73 @@
     </w:p>
     <w:p>
       <w:r>
-        <w:t xml:space="preserve">6.2. Первичные документы: </w:t>
-      </w:r>
-      <w:r>
-        <w:t xml:space="preserve">лицензия Л035-01298-77/00123456 Рособрнадзора</w:t>
-      </w:r>
-      <w:r>
-        <w:t xml:space="preserve">.</w:t>
-      </w:r>
-    </w:p>
-    <w:p>
-      <w:r>
-        <w:t xml:space="preserve">6.3. Запись о лицензии внесена в реестр за регистрационным номером </w:t>
-      </w:r>
-      <w:r>
-        <w:t xml:space="preserve">144625873</w:t>
-      </w:r>
-      <w:r>
-        <w:t xml:space="preserve">.</w:t>
-      </w:r>
-    </w:p>
-    <w:p>
-      <w:r>
-        <w:t xml:space="preserve">6.4. Внутренний учёт ведётся отдельно: </w:t>
+        <w:t xml:space="preserve">6.4. Первичные документы: </w:t>
+      </w:r>
+      <w:r>
+        <w:t xml:space="preserve">как указано в пункте 4.2 настоящего Договора</w:t>
+      </w:r>
+      <w:r>
+        <w:t xml:space="preserve">.</w:t>
+      </w:r>
+    </w:p>
+    <w:p>
+      <w:r>
+        <w:t xml:space="preserve">6.5. Паспорт гражданина Российской Федерации выдан </w:t>
+      </w:r>
+      <w:r>
+        <w:t xml:space="preserve">УМВД России по Владимирской области</w:t>
+      </w:r>
+      <w:r>
+        <w:t xml:space="preserve">, паспорт предъявлен при подписании.</w:t>
+      </w:r>
+    </w:p>
+    <w:p>
+      <w:r>
+        <w:t xml:space="preserve">6.6. Сопутствующие сведения: </w:t>
+      </w:r>
+      <w:r>
+        <w:t xml:space="preserve">доверенность выдана сроком на три года без права передоверия</w:t>
+      </w:r>
+      <w:r>
+        <w:t xml:space="preserve">.</w:t>
+      </w:r>
+    </w:p>
+    <w:p>
+      <w:r>
+        <w:t xml:space="preserve">6.7. Запись о государственной регистрации внесена регистрирующим органом: </w:t>
+      </w:r>
+      <w:r>
+        <w:t xml:space="preserve">ИФНС России по г. Наро-Фоминску Московской области</w:t>
+      </w:r>
+      <w:r>
+        <w:t xml:space="preserve">.</w:t>
+      </w:r>
+    </w:p>
+    <w:p>
+      <w:r>
+        <w:t xml:space="preserve">6.8. Общие сведения о регистрации: </w:t>
+      </w:r>
+      <w:r>
+        <w:t xml:space="preserve">отчётность представляется в налоговый орган по месту учёта</w:t>
+      </w:r>
+      <w:r>
+        <w:t xml:space="preserve">.</w:t>
+      </w:r>
+    </w:p>
+    <w:p>
+      <w:r>
+        <w:t xml:space="preserve">6.9. Запись о лицензии внесена в реестр за регистрационным номером </w:t>
+      </w:r>
+      <w:r>
+        <w:t xml:space="preserve">268530417</w:t>
+      </w:r>
+      <w:r>
+        <w:t xml:space="preserve">.</w:t>
+      </w:r>
+    </w:p>
+    <w:p>
+      <w:r>
+        <w:t xml:space="preserve">6.10. Внутренний учёт ведётся отдельно: </w:t>
       </w:r>
       <w:r>
         <w:t xml:space="preserve">сведения внесены в реестр, номер записи не присвоен</w:t>
@@ -1140,32 +1206,32 @@
     </w:p>
     <w:p>
       <w:r>
-        <w:t xml:space="preserve">6.5. Полномочия представителя подтверждены доверенностью, реестровый номер </w:t>
-      </w:r>
-      <w:r>
-        <w:t xml:space="preserve">50/121-н/50-2023-4-88</w:t>
-      </w:r>
-      <w:r>
-        <w:t xml:space="preserve">.</w:t>
-      </w:r>
-    </w:p>
-    <w:p>
-      <w:r>
-        <w:t xml:space="preserve">6.6. Для сопоставления в учёте указывается: </w:t>
-      </w:r>
-      <w:r>
-        <w:t xml:space="preserve">ГОСТ Р 52044-2003</w:t>
-      </w:r>
-      <w:r>
-        <w:t xml:space="preserve">.</w:t>
-      </w:r>
-    </w:p>
-    <w:p>
-      <w:r>
-        <w:t xml:space="preserve">6.7. Решение принято большинством в </w:t>
-      </w:r>
-      <w:r>
-        <w:t xml:space="preserve">25,5 % голосов от общего числа</w:t>
+        <w:t xml:space="preserve">6.11. Полномочия представителя подтверждены доверенностью, реестровый номер </w:t>
+      </w:r>
+      <w:r>
+        <w:t xml:space="preserve">16/89-н/16-2024-3-215</w:t>
+      </w:r>
+      <w:r>
+        <w:t xml:space="preserve">.</w:t>
+      </w:r>
+    </w:p>
+    <w:p>
+      <w:r>
+        <w:t xml:space="preserve">6.12. Для сопоставления в учёте указывается: </w:t>
+      </w:r>
+      <w:r>
+        <w:t xml:space="preserve">кадастровый номер 77:01:0004012:2211</w:t>
+      </w:r>
+      <w:r>
+        <w:t xml:space="preserve">.</w:t>
+      </w:r>
+    </w:p>
+    <w:p>
+      <w:r>
+        <w:t xml:space="preserve">6.13. Решение принято большинством в </w:t>
+      </w:r>
+      <w:r>
+        <w:t xml:space="preserve">75 % голосов</w:t>
       </w:r>
       <w:r>
         <w:t xml:space="preserve"> от общего числа голосов членов совета директоров.</w:t>
@@ -1173,7 +1239,7 @@
     </w:p>
     <w:p>
       <w:r>
-        <w:t xml:space="preserve">6.8. Кворум определяется уставом: </w:t>
+        <w:t xml:space="preserve">6.14. Кворум определяется уставом: </w:t>
       </w:r>
       <w:r>
         <w:t xml:space="preserve">большинством в две трети голосов</w:t>
